--- a/Analiza i dizajn sistema_1.docx
+++ b/Analiza i dizajn sistema_1.docx
@@ -76,7 +76,10 @@
         <w:sdtEndPr/>
         <w:sdtContent>
           <w:r>
-            <w:t>Kupac</w:t>
+            <w:t>Ko</w:t>
+          </w:r>
+          <w:r>
+            <w:t>risnik</w:t>
           </w:r>
         </w:sdtContent>
       </w:sdt>
@@ -279,13 +282,45 @@
                         <w:rPr>
                           <w:color w:val="808080" w:themeColor="background1" w:themeShade="80"/>
                         </w:rPr>
-                        <w:t>03: Praćenje statusa narudžbe</w:t>
+                        <w:t>06: Prihvatanje</w:t>
+                      </w:r>
+                      <w:r>
+                        <w:rPr>
+                          <w:color w:val="808080" w:themeColor="background1" w:themeShade="80"/>
+                        </w:rPr>
+                        <w:t xml:space="preserve"> narudžbe</w:t>
                       </w:r>
                       <w:r>
                         <w:rPr>
                           <w:color w:val="808080" w:themeColor="background1" w:themeShade="80"/>
                         </w:rPr>
                         <w:t>)</w:t>
+                      </w:r>
+                    </w:p>
+                    <w:p>
+                      <w:pPr>
+                        <w:rPr>
+                          <w:color w:val="808080" w:themeColor="background1" w:themeShade="80"/>
+                        </w:rPr>
+                      </w:pPr>
+                      <w:r>
+                        <w:rPr>
+                          <w:color w:val="808080" w:themeColor="background1" w:themeShade="80"/>
+                        </w:rPr>
+                        <w:t>(FZ br. 07: Dostava narudžbe)</w:t>
+                      </w:r>
+                    </w:p>
+                    <w:p>
+                      <w:pPr>
+                        <w:rPr>
+                          <w:color w:val="808080" w:themeColor="background1" w:themeShade="80"/>
+                        </w:rPr>
+                      </w:pPr>
+                      <w:r>
+                        <w:rPr>
+                          <w:color w:val="808080" w:themeColor="background1" w:themeShade="80"/>
+                        </w:rPr>
+                        <w:t>(FZ br. 08: Slanje lokacije)</w:t>
                       </w:r>
                     </w:p>
                     <w:p>
@@ -1271,82 +1306,346 @@
           </w:p>
         </w:tc>
       </w:tr>
+      <w:tr>
+        <w:trPr>
+          <w:trHeight w:val="620"/>
+        </w:trPr>
+        <w:tc>
+          <w:tcPr>
+            <w:tcW w:w="2785" w:type="dxa"/>
+            <w:vAlign w:val="center"/>
+          </w:tcPr>
+          <w:p>
+            <w:pPr>
+              <w:jc w:val="left"/>
+              <w:rPr>
+                <w:color w:val="808080" w:themeColor="background1" w:themeShade="80"/>
+              </w:rPr>
+            </w:pPr>
+            <w:r>
+              <w:rPr>
+                <w:color w:val="808080" w:themeColor="background1" w:themeShade="80"/>
+              </w:rPr>
+              <w:t>Tip</w:t>
+            </w:r>
+          </w:p>
+        </w:tc>
+        <w:tc>
+          <w:tcPr>
+            <w:tcW w:w="2880" w:type="dxa"/>
+            <w:vAlign w:val="center"/>
+          </w:tcPr>
+          <w:p>
+            <w:pPr>
+              <w:jc w:val="left"/>
+              <w:rPr>
+                <w:color w:val="808080" w:themeColor="background1" w:themeShade="80"/>
+              </w:rPr>
+            </w:pPr>
+            <w:r>
+              <w:rPr>
+                <w:color w:val="808080" w:themeColor="background1" w:themeShade="80"/>
+              </w:rPr>
+              <w:t>TipKorisnika</w:t>
+            </w:r>
+          </w:p>
+        </w:tc>
+        <w:tc>
+          <w:tcPr>
+            <w:tcW w:w="3690" w:type="dxa"/>
+            <w:vAlign w:val="center"/>
+          </w:tcPr>
+          <w:p>
+            <w:pPr>
+              <w:jc w:val="left"/>
+            </w:pPr>
+            <w:sdt>
+              <w:sdtPr>
+                <w:id w:val="-1541968398"/>
+                <w14:checkbox>
+                  <w14:checked w14:val="0"/>
+                  <w14:checkedState w14:val="2612" w14:font="MS Gothic"/>
+                  <w14:uncheckedState w14:val="2610" w14:font="MS Gothic"/>
+                </w14:checkbox>
+              </w:sdtPr>
+              <w:sdtEndPr/>
+              <w:sdtContent>
+                <w:r>
+                  <w:rPr>
+                    <w:rFonts w:ascii="MS Gothic" w:eastAsia="MS Gothic" w:hAnsi="MS Gothic" w:hint="eastAsia"/>
+                  </w:rPr>
+                  <w:t>☐</w:t>
+                </w:r>
+              </w:sdtContent>
+            </w:sdt>
+            <w:r>
+              <w:t xml:space="preserve"> Atribut je statički</w:t>
+            </w:r>
+          </w:p>
+          <w:p>
+            <w:pPr>
+              <w:jc w:val="left"/>
+            </w:pPr>
+            <w:sdt>
+              <w:sdtPr>
+                <w:id w:val="1203526697"/>
+                <w14:checkbox>
+                  <w14:checked w14:val="1"/>
+                  <w14:checkedState w14:val="2612" w14:font="MS Gothic"/>
+                  <w14:uncheckedState w14:val="2610" w14:font="MS Gothic"/>
+                </w14:checkbox>
+              </w:sdtPr>
+              <w:sdtEndPr/>
+              <w:sdtContent>
+                <w:r>
+                  <w:rPr>
+                    <w:rFonts w:ascii="MS Gothic" w:eastAsia="MS Gothic" w:hAnsi="MS Gothic" w:hint="eastAsia"/>
+                  </w:rPr>
+                  <w:t>☒</w:t>
+                </w:r>
+              </w:sdtContent>
+            </w:sdt>
+            <w:r>
+              <w:t xml:space="preserve"> Atribut je </w:t>
+            </w:r>
+            <w:r>
+              <w:rPr>
+                <w:i/>
+              </w:rPr>
+              <w:t>enumeration</w:t>
+            </w:r>
+          </w:p>
+        </w:tc>
+      </w:tr>
+      <w:tr>
+        <w:trPr>
+          <w:trHeight w:val="620"/>
+        </w:trPr>
+        <w:tc>
+          <w:tcPr>
+            <w:tcW w:w="2785" w:type="dxa"/>
+            <w:vAlign w:val="center"/>
+          </w:tcPr>
+          <w:p>
+            <w:pPr>
+              <w:jc w:val="left"/>
+              <w:rPr>
+                <w:color w:val="808080" w:themeColor="background1" w:themeShade="80"/>
+              </w:rPr>
+            </w:pPr>
+            <w:r>
+              <w:rPr>
+                <w:color w:val="808080" w:themeColor="background1" w:themeShade="80"/>
+              </w:rPr>
+              <w:t>Status</w:t>
+            </w:r>
+          </w:p>
+        </w:tc>
+        <w:tc>
+          <w:tcPr>
+            <w:tcW w:w="2880" w:type="dxa"/>
+            <w:vAlign w:val="center"/>
+          </w:tcPr>
+          <w:p>
+            <w:pPr>
+              <w:jc w:val="left"/>
+              <w:rPr>
+                <w:color w:val="808080" w:themeColor="background1" w:themeShade="80"/>
+              </w:rPr>
+            </w:pPr>
+            <w:r>
+              <w:rPr>
+                <w:color w:val="808080" w:themeColor="background1" w:themeShade="80"/>
+              </w:rPr>
+              <w:t>StatusDostavljaca</w:t>
+            </w:r>
+          </w:p>
+        </w:tc>
+        <w:tc>
+          <w:tcPr>
+            <w:tcW w:w="3690" w:type="dxa"/>
+            <w:vAlign w:val="center"/>
+          </w:tcPr>
+          <w:p>
+            <w:pPr>
+              <w:jc w:val="left"/>
+            </w:pPr>
+            <w:sdt>
+              <w:sdtPr>
+                <w:id w:val="-94640728"/>
+                <w14:checkbox>
+                  <w14:checked w14:val="0"/>
+                  <w14:checkedState w14:val="2612" w14:font="MS Gothic"/>
+                  <w14:uncheckedState w14:val="2610" w14:font="MS Gothic"/>
+                </w14:checkbox>
+              </w:sdtPr>
+              <w:sdtEndPr/>
+              <w:sdtContent>
+                <w:r>
+                  <w:rPr>
+                    <w:rFonts w:ascii="MS Gothic" w:eastAsia="MS Gothic" w:hAnsi="MS Gothic" w:hint="eastAsia"/>
+                  </w:rPr>
+                  <w:t>☐</w:t>
+                </w:r>
+              </w:sdtContent>
+            </w:sdt>
+            <w:r>
+              <w:t xml:space="preserve"> Atribut je statički</w:t>
+            </w:r>
+          </w:p>
+          <w:p>
+            <w:pPr>
+              <w:jc w:val="left"/>
+            </w:pPr>
+            <w:sdt>
+              <w:sdtPr>
+                <w:id w:val="-1193532293"/>
+                <w14:checkbox>
+                  <w14:checked w14:val="1"/>
+                  <w14:checkedState w14:val="2612" w14:font="MS Gothic"/>
+                  <w14:uncheckedState w14:val="2610" w14:font="MS Gothic"/>
+                </w14:checkbox>
+              </w:sdtPr>
+              <w:sdtEndPr/>
+              <w:sdtContent>
+                <w:r>
+                  <w:rPr>
+                    <w:rFonts w:ascii="MS Gothic" w:eastAsia="MS Gothic" w:hAnsi="MS Gothic" w:hint="eastAsia"/>
+                  </w:rPr>
+                  <w:t>☒</w:t>
+                </w:r>
+              </w:sdtContent>
+            </w:sdt>
+            <w:r>
+              <w:t xml:space="preserve"> Atribut je </w:t>
+            </w:r>
+            <w:r>
+              <w:rPr>
+                <w:i/>
+              </w:rPr>
+              <w:t>enumeration</w:t>
+            </w:r>
+          </w:p>
+        </w:tc>
+      </w:tr>
+      <w:tr>
+        <w:trPr>
+          <w:trHeight w:val="620"/>
+        </w:trPr>
+        <w:tc>
+          <w:tcPr>
+            <w:tcW w:w="2785" w:type="dxa"/>
+            <w:vAlign w:val="center"/>
+          </w:tcPr>
+          <w:p>
+            <w:pPr>
+              <w:jc w:val="left"/>
+              <w:rPr>
+                <w:color w:val="808080" w:themeColor="background1" w:themeShade="80"/>
+              </w:rPr>
+            </w:pPr>
+            <w:r>
+              <w:rPr>
+                <w:color w:val="808080" w:themeColor="background1" w:themeShade="80"/>
+              </w:rPr>
+              <w:t>Lokacija</w:t>
+            </w:r>
+          </w:p>
+        </w:tc>
+        <w:tc>
+          <w:tcPr>
+            <w:tcW w:w="2880" w:type="dxa"/>
+            <w:vAlign w:val="center"/>
+          </w:tcPr>
+          <w:p>
+            <w:pPr>
+              <w:jc w:val="left"/>
+              <w:rPr>
+                <w:color w:val="808080" w:themeColor="background1" w:themeShade="80"/>
+              </w:rPr>
+            </w:pPr>
+            <w:r>
+              <w:rPr>
+                <w:color w:val="808080" w:themeColor="background1" w:themeShade="80"/>
+              </w:rPr>
+              <w:t>Lokacija</w:t>
+            </w:r>
+          </w:p>
+        </w:tc>
+        <w:tc>
+          <w:tcPr>
+            <w:tcW w:w="3690" w:type="dxa"/>
+            <w:vAlign w:val="center"/>
+          </w:tcPr>
+          <w:p>
+            <w:pPr>
+              <w:jc w:val="left"/>
+            </w:pPr>
+            <w:sdt>
+              <w:sdtPr>
+                <w:id w:val="-520390260"/>
+                <w14:checkbox>
+                  <w14:checked w14:val="0"/>
+                  <w14:checkedState w14:val="2612" w14:font="MS Gothic"/>
+                  <w14:uncheckedState w14:val="2610" w14:font="MS Gothic"/>
+                </w14:checkbox>
+              </w:sdtPr>
+              <w:sdtEndPr/>
+              <w:sdtContent>
+                <w:r>
+                  <w:rPr>
+                    <w:rFonts w:ascii="MS Gothic" w:eastAsia="MS Gothic" w:hAnsi="MS Gothic" w:hint="eastAsia"/>
+                  </w:rPr>
+                  <w:t>☐</w:t>
+                </w:r>
+              </w:sdtContent>
+            </w:sdt>
+            <w:r>
+              <w:t xml:space="preserve"> Atribut je statički</w:t>
+            </w:r>
+          </w:p>
+          <w:p>
+            <w:pPr>
+              <w:jc w:val="left"/>
+            </w:pPr>
+            <w:sdt>
+              <w:sdtPr>
+                <w:id w:val="1166366004"/>
+                <w14:checkbox>
+                  <w14:checked w14:val="0"/>
+                  <w14:checkedState w14:val="2612" w14:font="MS Gothic"/>
+                  <w14:uncheckedState w14:val="2610" w14:font="MS Gothic"/>
+                </w14:checkbox>
+              </w:sdtPr>
+              <w:sdtEndPr/>
+              <w:sdtContent>
+                <w:r>
+                  <w:rPr>
+                    <w:rFonts w:ascii="MS Gothic" w:eastAsia="MS Gothic" w:hAnsi="MS Gothic" w:hint="eastAsia"/>
+                  </w:rPr>
+                  <w:t>☐</w:t>
+                </w:r>
+              </w:sdtContent>
+            </w:sdt>
+            <w:r>
+              <w:t xml:space="preserve"> Atribut je </w:t>
+            </w:r>
+            <w:r>
+              <w:rPr>
+                <w:i/>
+              </w:rPr>
+              <w:t>enumeration</w:t>
+            </w:r>
+          </w:p>
+        </w:tc>
+      </w:tr>
     </w:tbl>
-    <w:p>
-      <w:pPr>
-        <w:rPr>
-          <w:color w:val="808080" w:themeColor="background1" w:themeShade="80"/>
-        </w:rPr>
-      </w:pPr>
-    </w:p>
-    <w:p>
-      <w:pPr>
-        <w:rPr>
-          <w:b/>
-        </w:rPr>
-      </w:pPr>
-    </w:p>
-    <w:p>
-      <w:pPr>
-        <w:rPr>
-          <w:b/>
-        </w:rPr>
-      </w:pPr>
-    </w:p>
-    <w:p>
-      <w:pPr>
-        <w:rPr>
-          <w:b/>
-        </w:rPr>
-      </w:pPr>
-    </w:p>
-    <w:p>
-      <w:pPr>
-        <w:rPr>
-          <w:b/>
-        </w:rPr>
-      </w:pPr>
-    </w:p>
-    <w:p>
-      <w:pPr>
-        <w:rPr>
-          <w:b/>
-        </w:rPr>
-      </w:pPr>
-    </w:p>
-    <w:p>
-      <w:pPr>
-        <w:rPr>
-          <w:b/>
-        </w:rPr>
-      </w:pPr>
-    </w:p>
-    <w:p>
-      <w:pPr>
-        <w:rPr>
-          <w:b/>
-        </w:rPr>
-      </w:pPr>
-    </w:p>
-    <w:p>
-      <w:pPr>
-        <w:rPr>
-          <w:b/>
-        </w:rPr>
-      </w:pPr>
-    </w:p>
-    <w:p>
-      <w:pPr>
-        <w:rPr>
-          <w:b/>
-        </w:rPr>
-      </w:pPr>
-    </w:p>
     <w:p>
       <w:r>
         <w:rPr>
           <w:b/>
         </w:rPr>
+        <w:lastRenderedPageBreak/>
         <w:t>Naziv klase:</w:t>
       </w:r>
       <w:r>
@@ -2279,7 +2578,7 @@
                   <w:rPr>
                     <w:color w:val="808080" w:themeColor="background1" w:themeShade="80"/>
                   </w:rPr>
-                  <w:t>Kupac</w:t>
+                  <w:t>Korisnik</w:t>
                 </w:r>
               </w:p>
             </w:tc>
@@ -2313,7 +2612,7 @@
                   <w:rPr>
                     <w:color w:val="808080" w:themeColor="background1" w:themeShade="80"/>
                   </w:rPr>
-                  <w:t>Kupac</w:t>
+                  <w:t>Korisnik</w:t>
                 </w:r>
               </w:p>
             </w:tc>
@@ -2386,146 +2685,8 @@
           </w:p>
         </w:tc>
       </w:tr>
-      <w:tr>
-        <w:trPr>
-          <w:trHeight w:val="620"/>
-        </w:trPr>
-        <w:sdt>
-          <w:sdtPr>
-            <w:rPr>
-              <w:color w:val="808080" w:themeColor="background1" w:themeShade="80"/>
-            </w:rPr>
-            <w:id w:val="-1797754442"/>
-            <w:placeholder>
-              <w:docPart w:val="05AEA716B3534D07B167D376435F8D97"/>
-            </w:placeholder>
-          </w:sdtPr>
-          <w:sdtEndPr/>
-          <w:sdtContent>
-            <w:tc>
-              <w:tcPr>
-                <w:tcW w:w="2785" w:type="dxa"/>
-                <w:vAlign w:val="center"/>
-              </w:tcPr>
-              <w:p>
-                <w:pPr>
-                  <w:jc w:val="left"/>
-                  <w:rPr>
-                    <w:color w:val="808080" w:themeColor="background1" w:themeShade="80"/>
-                  </w:rPr>
-                </w:pPr>
-                <w:r>
-                  <w:rPr>
-                    <w:color w:val="808080" w:themeColor="background1" w:themeShade="80"/>
-                  </w:rPr>
-                  <w:t>Stavke</w:t>
-                </w:r>
-              </w:p>
-            </w:tc>
-          </w:sdtContent>
-        </w:sdt>
-        <w:sdt>
-          <w:sdtPr>
-            <w:rPr>
-              <w:color w:val="808080" w:themeColor="background1" w:themeShade="80"/>
-            </w:rPr>
-            <w:id w:val="344680745"/>
-            <w:placeholder>
-              <w:docPart w:val="AB2D8E12E2F643B1860A9D67D39268C8"/>
-            </w:placeholder>
-          </w:sdtPr>
-          <w:sdtEndPr/>
-          <w:sdtContent>
-            <w:tc>
-              <w:tcPr>
-                <w:tcW w:w="2880" w:type="dxa"/>
-                <w:vAlign w:val="center"/>
-              </w:tcPr>
-              <w:p>
-                <w:pPr>
-                  <w:jc w:val="left"/>
-                  <w:rPr>
-                    <w:color w:val="808080" w:themeColor="background1" w:themeShade="80"/>
-                  </w:rPr>
-                </w:pPr>
-                <w:r>
-                  <w:rPr>
-                    <w:color w:val="808080" w:themeColor="background1" w:themeShade="80"/>
-                  </w:rPr>
-                  <w:t>List&lt;StavkaNarudzbe&gt;</w:t>
-                </w:r>
-              </w:p>
-            </w:tc>
-          </w:sdtContent>
-        </w:sdt>
-        <w:tc>
-          <w:tcPr>
-            <w:tcW w:w="3690" w:type="dxa"/>
-            <w:vAlign w:val="center"/>
-          </w:tcPr>
-          <w:p>
-            <w:pPr>
-              <w:jc w:val="left"/>
-            </w:pPr>
-            <w:sdt>
-              <w:sdtPr>
-                <w:id w:val="1333329330"/>
-                <w14:checkbox>
-                  <w14:checked w14:val="0"/>
-                  <w14:checkedState w14:val="2612" w14:font="MS Gothic"/>
-                  <w14:uncheckedState w14:val="2610" w14:font="MS Gothic"/>
-                </w14:checkbox>
-              </w:sdtPr>
-              <w:sdtEndPr/>
-              <w:sdtContent>
-                <w:r>
-                  <w:rPr>
-                    <w:rFonts w:ascii="MS Gothic" w:eastAsia="MS Gothic" w:hAnsi="MS Gothic" w:hint="eastAsia"/>
-                  </w:rPr>
-                  <w:t>☐</w:t>
-                </w:r>
-              </w:sdtContent>
-            </w:sdt>
-            <w:r>
-              <w:t xml:space="preserve"> Atribut je statički</w:t>
-            </w:r>
-          </w:p>
-          <w:p>
-            <w:pPr>
-              <w:jc w:val="left"/>
-            </w:pPr>
-            <w:sdt>
-              <w:sdtPr>
-                <w:id w:val="-86152960"/>
-                <w14:checkbox>
-                  <w14:checked w14:val="0"/>
-                  <w14:checkedState w14:val="2612" w14:font="MS Gothic"/>
-                  <w14:uncheckedState w14:val="2610" w14:font="MS Gothic"/>
-                </w14:checkbox>
-              </w:sdtPr>
-              <w:sdtEndPr/>
-              <w:sdtContent>
-                <w:r>
-                  <w:rPr>
-                    <w:rFonts w:ascii="MS Gothic" w:eastAsia="MS Gothic" w:hAnsi="MS Gothic" w:hint="eastAsia"/>
-                  </w:rPr>
-                  <w:t>☐</w:t>
-                </w:r>
-              </w:sdtContent>
-            </w:sdt>
-            <w:r>
-              <w:t xml:space="preserve"> Atribut je </w:t>
-            </w:r>
-            <w:r>
-              <w:rPr>
-                <w:i/>
-              </w:rPr>
-              <w:t>enumeration</w:t>
-            </w:r>
-          </w:p>
-        </w:tc>
-      </w:tr>
     </w:tbl>
+    <w:p/>
     <w:p/>
     <w:p/>
     <w:p>
@@ -3150,6 +3311,22 @@
       </w:tr>
     </w:tbl>
     <w:p>
+      <w:pPr>
+        <w:rPr>
+          <w:b/>
+        </w:rPr>
+      </w:pPr>
+    </w:p>
+    <w:p>
+      <w:pPr>
+        <w:rPr>
+          <w:b/>
+        </w:rPr>
+      </w:pPr>
+      <w:bookmarkStart w:id="0" w:name="_GoBack"/>
+      <w:bookmarkEnd w:id="0"/>
+    </w:p>
+    <w:p>
       <w:r>
         <w:rPr>
           <w:b/>
@@ -3524,7 +3701,7 @@
                   <w:rPr>
                     <w:color w:val="808080" w:themeColor="background1" w:themeShade="80"/>
                   </w:rPr>
-                  <w:t>Opis</w:t>
+                  <w:t>RestoranID</w:t>
                 </w:r>
               </w:p>
             </w:tc>
@@ -3555,7 +3732,7 @@
                   <w:rPr>
                     <w:color w:val="808080" w:themeColor="background1" w:themeShade="80"/>
                   </w:rPr>
-                  <w:t>String</w:t>
+                  <w:t>int</w:t>
                 </w:r>
               </w:p>
             </w:tc>
@@ -3644,26 +3821,40 @@
           </w:sdtPr>
           <w:sdtEndPr/>
           <w:sdtContent>
-            <w:tc>
-              <w:tcPr>
-                <w:tcW w:w="2785" w:type="dxa"/>
-                <w:vAlign w:val="center"/>
-              </w:tcPr>
-              <w:p>
-                <w:pPr>
-                  <w:jc w:val="left"/>
-                  <w:rPr>
-                    <w:color w:val="808080" w:themeColor="background1" w:themeShade="80"/>
-                  </w:rPr>
-                </w:pPr>
-                <w:r>
-                  <w:rPr>
-                    <w:color w:val="808080" w:themeColor="background1" w:themeShade="80"/>
-                  </w:rPr>
-                  <w:t>Cijena</w:t>
-                </w:r>
-              </w:p>
-            </w:tc>
+            <w:sdt>
+              <w:sdtPr>
+                <w:rPr>
+                  <w:color w:val="808080" w:themeColor="background1" w:themeShade="80"/>
+                </w:rPr>
+                <w:id w:val="-13610101"/>
+                <w:placeholder>
+                  <w:docPart w:val="5F39A24A148E44C2B26E9075065EBEFD"/>
+                </w:placeholder>
+              </w:sdtPr>
+              <w:sdtEndPr/>
+              <w:sdtContent>
+                <w:tc>
+                  <w:tcPr>
+                    <w:tcW w:w="2785" w:type="dxa"/>
+                    <w:vAlign w:val="center"/>
+                  </w:tcPr>
+                  <w:p>
+                    <w:pPr>
+                      <w:jc w:val="left"/>
+                      <w:rPr>
+                        <w:color w:val="808080" w:themeColor="background1" w:themeShade="80"/>
+                      </w:rPr>
+                    </w:pPr>
+                    <w:r>
+                      <w:rPr>
+                        <w:color w:val="808080" w:themeColor="background1" w:themeShade="80"/>
+                      </w:rPr>
+                      <w:t>Opis</w:t>
+                    </w:r>
+                  </w:p>
+                </w:tc>
+              </w:sdtContent>
+            </w:sdt>
           </w:sdtContent>
         </w:sdt>
         <w:sdt>
@@ -3678,23 +3869,37 @@
           </w:sdtPr>
           <w:sdtEndPr/>
           <w:sdtContent>
-            <w:tc>
-              <w:tcPr>
-                <w:tcW w:w="2880" w:type="dxa"/>
-                <w:vAlign w:val="center"/>
-              </w:tcPr>
-              <w:p>
-                <w:pPr>
-                  <w:jc w:val="left"/>
-                </w:pPr>
-                <w:r>
-                  <w:rPr>
-                    <w:color w:val="808080" w:themeColor="background1" w:themeShade="80"/>
-                  </w:rPr>
-                  <w:t>double</w:t>
-                </w:r>
-              </w:p>
-            </w:tc>
+            <w:sdt>
+              <w:sdtPr>
+                <w:rPr>
+                  <w:color w:val="808080" w:themeColor="background1" w:themeShade="80"/>
+                </w:rPr>
+                <w:id w:val="340987910"/>
+                <w:placeholder>
+                  <w:docPart w:val="9FB0485A398C4605A0582547E8638D91"/>
+                </w:placeholder>
+              </w:sdtPr>
+              <w:sdtEndPr/>
+              <w:sdtContent>
+                <w:tc>
+                  <w:tcPr>
+                    <w:tcW w:w="2880" w:type="dxa"/>
+                    <w:vAlign w:val="center"/>
+                  </w:tcPr>
+                  <w:p>
+                    <w:pPr>
+                      <w:jc w:val="left"/>
+                    </w:pPr>
+                    <w:r>
+                      <w:rPr>
+                        <w:color w:val="808080" w:themeColor="background1" w:themeShade="80"/>
+                      </w:rPr>
+                      <w:t>String</w:t>
+                    </w:r>
+                  </w:p>
+                </w:tc>
+              </w:sdtContent>
+            </w:sdt>
           </w:sdtContent>
         </w:sdt>
         <w:tc>
@@ -3780,26 +3985,40 @@
           </w:sdtPr>
           <w:sdtEndPr/>
           <w:sdtContent>
-            <w:tc>
-              <w:tcPr>
-                <w:tcW w:w="2785" w:type="dxa"/>
-                <w:vAlign w:val="center"/>
-              </w:tcPr>
-              <w:p>
-                <w:pPr>
-                  <w:jc w:val="left"/>
-                  <w:rPr>
-                    <w:color w:val="808080" w:themeColor="background1" w:themeShade="80"/>
-                  </w:rPr>
-                </w:pPr>
-                <w:r>
-                  <w:rPr>
-                    <w:color w:val="808080" w:themeColor="background1" w:themeShade="80"/>
-                  </w:rPr>
-                  <w:t>Slika</w:t>
-                </w:r>
-              </w:p>
-            </w:tc>
+            <w:sdt>
+              <w:sdtPr>
+                <w:rPr>
+                  <w:color w:val="808080" w:themeColor="background1" w:themeShade="80"/>
+                </w:rPr>
+                <w:id w:val="359708159"/>
+                <w:placeholder>
+                  <w:docPart w:val="9B60C4F2F66D486D8A72A427B77F8EF0"/>
+                </w:placeholder>
+              </w:sdtPr>
+              <w:sdtEndPr/>
+              <w:sdtContent>
+                <w:tc>
+                  <w:tcPr>
+                    <w:tcW w:w="2785" w:type="dxa"/>
+                    <w:vAlign w:val="center"/>
+                  </w:tcPr>
+                  <w:p>
+                    <w:pPr>
+                      <w:jc w:val="left"/>
+                      <w:rPr>
+                        <w:color w:val="808080" w:themeColor="background1" w:themeShade="80"/>
+                      </w:rPr>
+                    </w:pPr>
+                    <w:r>
+                      <w:rPr>
+                        <w:color w:val="808080" w:themeColor="background1" w:themeShade="80"/>
+                      </w:rPr>
+                      <w:t>Cijena</w:t>
+                    </w:r>
+                  </w:p>
+                </w:tc>
+              </w:sdtContent>
+            </w:sdt>
           </w:sdtContent>
         </w:sdt>
         <w:sdt>
@@ -3814,26 +4033,40 @@
           </w:sdtPr>
           <w:sdtEndPr/>
           <w:sdtContent>
-            <w:tc>
-              <w:tcPr>
-                <w:tcW w:w="2880" w:type="dxa"/>
-                <w:vAlign w:val="center"/>
-              </w:tcPr>
-              <w:p>
-                <w:pPr>
-                  <w:jc w:val="left"/>
-                  <w:rPr>
-                    <w:color w:val="808080" w:themeColor="background1" w:themeShade="80"/>
-                  </w:rPr>
-                </w:pPr>
-                <w:r>
-                  <w:rPr>
-                    <w:color w:val="808080" w:themeColor="background1" w:themeShade="80"/>
-                  </w:rPr>
-                  <w:t>URL</w:t>
-                </w:r>
-              </w:p>
-            </w:tc>
+            <w:sdt>
+              <w:sdtPr>
+                <w:rPr>
+                  <w:color w:val="808080" w:themeColor="background1" w:themeShade="80"/>
+                </w:rPr>
+                <w:id w:val="-1544202035"/>
+                <w:placeholder>
+                  <w:docPart w:val="DB7E331C093B4B1CA0650EDF2C0CB717"/>
+                </w:placeholder>
+              </w:sdtPr>
+              <w:sdtEndPr/>
+              <w:sdtContent>
+                <w:tc>
+                  <w:tcPr>
+                    <w:tcW w:w="2880" w:type="dxa"/>
+                    <w:vAlign w:val="center"/>
+                  </w:tcPr>
+                  <w:p>
+                    <w:pPr>
+                      <w:jc w:val="left"/>
+                      <w:rPr>
+                        <w:color w:val="808080" w:themeColor="background1" w:themeShade="80"/>
+                      </w:rPr>
+                    </w:pPr>
+                    <w:r>
+                      <w:rPr>
+                        <w:color w:val="808080" w:themeColor="background1" w:themeShade="80"/>
+                      </w:rPr>
+                      <w:t>double</w:t>
+                    </w:r>
+                  </w:p>
+                </w:tc>
+              </w:sdtContent>
+            </w:sdt>
           </w:sdtContent>
         </w:sdt>
         <w:tc>
@@ -3875,6 +4108,145 @@
             <w:sdt>
               <w:sdtPr>
                 <w:id w:val="1497458464"/>
+                <w14:checkbox>
+                  <w14:checked w14:val="0"/>
+                  <w14:checkedState w14:val="2612" w14:font="MS Gothic"/>
+                  <w14:uncheckedState w14:val="2610" w14:font="MS Gothic"/>
+                </w14:checkbox>
+              </w:sdtPr>
+              <w:sdtEndPr/>
+              <w:sdtContent>
+                <w:r>
+                  <w:rPr>
+                    <w:rFonts w:ascii="MS Gothic" w:eastAsia="MS Gothic" w:hAnsi="MS Gothic" w:hint="eastAsia"/>
+                  </w:rPr>
+                  <w:t>☐</w:t>
+                </w:r>
+              </w:sdtContent>
+            </w:sdt>
+            <w:r>
+              <w:t xml:space="preserve"> Atribut je </w:t>
+            </w:r>
+            <w:r>
+              <w:rPr>
+                <w:i/>
+              </w:rPr>
+              <w:t>enumeration</w:t>
+            </w:r>
+          </w:p>
+        </w:tc>
+      </w:tr>
+      <w:tr>
+        <w:trPr>
+          <w:trHeight w:val="620"/>
+        </w:trPr>
+        <w:sdt>
+          <w:sdtPr>
+            <w:rPr>
+              <w:color w:val="808080" w:themeColor="background1" w:themeShade="80"/>
+            </w:rPr>
+            <w:id w:val="-1077516125"/>
+            <w:placeholder>
+              <w:docPart w:val="7C1D4C304E724DAFA94D967F43587A83"/>
+            </w:placeholder>
+          </w:sdtPr>
+          <w:sdtEndPr/>
+          <w:sdtContent>
+            <w:tc>
+              <w:tcPr>
+                <w:tcW w:w="2785" w:type="dxa"/>
+                <w:vAlign w:val="center"/>
+              </w:tcPr>
+              <w:p>
+                <w:pPr>
+                  <w:jc w:val="left"/>
+                  <w:rPr>
+                    <w:color w:val="808080" w:themeColor="background1" w:themeShade="80"/>
+                  </w:rPr>
+                </w:pPr>
+                <w:r>
+                  <w:rPr>
+                    <w:color w:val="808080" w:themeColor="background1" w:themeShade="80"/>
+                  </w:rPr>
+                  <w:t>Slika</w:t>
+                </w:r>
+              </w:p>
+            </w:tc>
+          </w:sdtContent>
+        </w:sdt>
+        <w:sdt>
+          <w:sdtPr>
+            <w:rPr>
+              <w:color w:val="808080" w:themeColor="background1" w:themeShade="80"/>
+            </w:rPr>
+            <w:id w:val="-617604798"/>
+            <w:placeholder>
+              <w:docPart w:val="41337361855B486E845DC35494C80CB5"/>
+            </w:placeholder>
+          </w:sdtPr>
+          <w:sdtEndPr/>
+          <w:sdtContent>
+            <w:tc>
+              <w:tcPr>
+                <w:tcW w:w="2880" w:type="dxa"/>
+                <w:vAlign w:val="center"/>
+              </w:tcPr>
+              <w:p>
+                <w:pPr>
+                  <w:jc w:val="left"/>
+                  <w:rPr>
+                    <w:color w:val="808080" w:themeColor="background1" w:themeShade="80"/>
+                  </w:rPr>
+                </w:pPr>
+                <w:r>
+                  <w:rPr>
+                    <w:color w:val="808080" w:themeColor="background1" w:themeShade="80"/>
+                  </w:rPr>
+                  <w:t>URL</w:t>
+                </w:r>
+              </w:p>
+            </w:tc>
+          </w:sdtContent>
+        </w:sdt>
+        <w:tc>
+          <w:tcPr>
+            <w:tcW w:w="3690" w:type="dxa"/>
+            <w:vAlign w:val="center"/>
+          </w:tcPr>
+          <w:p>
+            <w:pPr>
+              <w:jc w:val="left"/>
+            </w:pPr>
+            <w:sdt>
+              <w:sdtPr>
+                <w:id w:val="1224015782"/>
+                <w14:checkbox>
+                  <w14:checked w14:val="0"/>
+                  <w14:checkedState w14:val="2612" w14:font="MS Gothic"/>
+                  <w14:uncheckedState w14:val="2610" w14:font="MS Gothic"/>
+                </w14:checkbox>
+              </w:sdtPr>
+              <w:sdtEndPr/>
+              <w:sdtContent>
+                <w:r>
+                  <w:rPr>
+                    <w:rFonts w:ascii="MS Gothic" w:eastAsia="MS Gothic" w:hAnsi="MS Gothic" w:hint="eastAsia"/>
+                  </w:rPr>
+                  <w:t>☐</w:t>
+                </w:r>
+              </w:sdtContent>
+            </w:sdt>
+            <w:r>
+              <w:t xml:space="preserve"> Atribut je statički</w:t>
+            </w:r>
+          </w:p>
+          <w:p>
+            <w:pPr>
+              <w:jc w:val="left"/>
+            </w:pPr>
+            <w:sdt>
+              <w:sdtPr>
+                <w:id w:val="-152296030"/>
                 <w14:checkbox>
                   <w14:checked w14:val="0"/>
                   <w14:checkedState w14:val="2612" w14:font="MS Gothic"/>
@@ -4280,7 +4652,7 @@
                   <w:rPr>
                     <w:color w:val="808080" w:themeColor="background1" w:themeShade="80"/>
                   </w:rPr>
-                  <w:t>Iznos</w:t>
+                  <w:t>NarudzbaID</w:t>
                 </w:r>
               </w:p>
             </w:tc>
@@ -4311,7 +4683,7 @@
                   <w:rPr>
                     <w:color w:val="808080" w:themeColor="background1" w:themeShade="80"/>
                   </w:rPr>
-                  <w:t>double</w:t>
+                  <w:t>int</w:t>
                 </w:r>
               </w:p>
             </w:tc>
@@ -4400,26 +4772,40 @@
           </w:sdtPr>
           <w:sdtEndPr/>
           <w:sdtContent>
-            <w:tc>
-              <w:tcPr>
-                <w:tcW w:w="2785" w:type="dxa"/>
-                <w:vAlign w:val="center"/>
-              </w:tcPr>
-              <w:p>
-                <w:pPr>
-                  <w:jc w:val="left"/>
-                  <w:rPr>
-                    <w:color w:val="808080" w:themeColor="background1" w:themeShade="80"/>
-                  </w:rPr>
-                </w:pPr>
-                <w:r>
-                  <w:rPr>
-                    <w:color w:val="808080" w:themeColor="background1" w:themeShade="80"/>
-                  </w:rPr>
-                  <w:t>Metoda</w:t>
-                </w:r>
-              </w:p>
-            </w:tc>
+            <w:sdt>
+              <w:sdtPr>
+                <w:rPr>
+                  <w:color w:val="808080" w:themeColor="background1" w:themeShade="80"/>
+                </w:rPr>
+                <w:id w:val="1591354341"/>
+                <w:placeholder>
+                  <w:docPart w:val="3E9FFACF789542D7ADC978F8F4D6E110"/>
+                </w:placeholder>
+              </w:sdtPr>
+              <w:sdtEndPr/>
+              <w:sdtContent>
+                <w:tc>
+                  <w:tcPr>
+                    <w:tcW w:w="2785" w:type="dxa"/>
+                    <w:vAlign w:val="center"/>
+                  </w:tcPr>
+                  <w:p>
+                    <w:pPr>
+                      <w:jc w:val="left"/>
+                      <w:rPr>
+                        <w:color w:val="808080" w:themeColor="background1" w:themeShade="80"/>
+                      </w:rPr>
+                    </w:pPr>
+                    <w:r>
+                      <w:rPr>
+                        <w:color w:val="808080" w:themeColor="background1" w:themeShade="80"/>
+                      </w:rPr>
+                      <w:t>Iznos</w:t>
+                    </w:r>
+                  </w:p>
+                </w:tc>
+              </w:sdtContent>
+            </w:sdt>
           </w:sdtContent>
         </w:sdt>
         <w:sdt>
@@ -4434,23 +4820,37 @@
           </w:sdtPr>
           <w:sdtEndPr/>
           <w:sdtContent>
-            <w:tc>
-              <w:tcPr>
-                <w:tcW w:w="2880" w:type="dxa"/>
-                <w:vAlign w:val="center"/>
-              </w:tcPr>
-              <w:p>
-                <w:pPr>
-                  <w:jc w:val="left"/>
-                </w:pPr>
-                <w:r>
-                  <w:rPr>
-                    <w:color w:val="808080" w:themeColor="background1" w:themeShade="80"/>
-                  </w:rPr>
-                  <w:t>String</w:t>
-                </w:r>
-              </w:p>
-            </w:tc>
+            <w:sdt>
+              <w:sdtPr>
+                <w:rPr>
+                  <w:color w:val="808080" w:themeColor="background1" w:themeShade="80"/>
+                </w:rPr>
+                <w:id w:val="-860895092"/>
+                <w:placeholder>
+                  <w:docPart w:val="05888AF7F2414B40875605877BC2839C"/>
+                </w:placeholder>
+              </w:sdtPr>
+              <w:sdtEndPr/>
+              <w:sdtContent>
+                <w:tc>
+                  <w:tcPr>
+                    <w:tcW w:w="2880" w:type="dxa"/>
+                    <w:vAlign w:val="center"/>
+                  </w:tcPr>
+                  <w:p>
+                    <w:pPr>
+                      <w:jc w:val="left"/>
+                    </w:pPr>
+                    <w:r>
+                      <w:rPr>
+                        <w:color w:val="808080" w:themeColor="background1" w:themeShade="80"/>
+                      </w:rPr>
+                      <w:t>double</w:t>
+                    </w:r>
+                  </w:p>
+                </w:tc>
+              </w:sdtContent>
+            </w:sdt>
           </w:sdtContent>
         </w:sdt>
         <w:tc>
@@ -4536,26 +4936,40 @@
           </w:sdtPr>
           <w:sdtEndPr/>
           <w:sdtContent>
-            <w:tc>
-              <w:tcPr>
-                <w:tcW w:w="2785" w:type="dxa"/>
-                <w:vAlign w:val="center"/>
-              </w:tcPr>
-              <w:p>
-                <w:pPr>
-                  <w:jc w:val="left"/>
-                  <w:rPr>
-                    <w:color w:val="808080" w:themeColor="background1" w:themeShade="80"/>
-                  </w:rPr>
-                </w:pPr>
-                <w:r>
-                  <w:rPr>
-                    <w:color w:val="808080" w:themeColor="background1" w:themeShade="80"/>
-                  </w:rPr>
-                  <w:t>Status</w:t>
-                </w:r>
-              </w:p>
-            </w:tc>
+            <w:sdt>
+              <w:sdtPr>
+                <w:rPr>
+                  <w:color w:val="808080" w:themeColor="background1" w:themeShade="80"/>
+                </w:rPr>
+                <w:id w:val="2096593902"/>
+                <w:placeholder>
+                  <w:docPart w:val="EBEE9938820E46CAA8C916765F6EF3AA"/>
+                </w:placeholder>
+              </w:sdtPr>
+              <w:sdtEndPr/>
+              <w:sdtContent>
+                <w:tc>
+                  <w:tcPr>
+                    <w:tcW w:w="2785" w:type="dxa"/>
+                    <w:vAlign w:val="center"/>
+                  </w:tcPr>
+                  <w:p>
+                    <w:pPr>
+                      <w:jc w:val="left"/>
+                      <w:rPr>
+                        <w:color w:val="808080" w:themeColor="background1" w:themeShade="80"/>
+                      </w:rPr>
+                    </w:pPr>
+                    <w:r>
+                      <w:rPr>
+                        <w:color w:val="808080" w:themeColor="background1" w:themeShade="80"/>
+                      </w:rPr>
+                      <w:t>Metoda</w:t>
+                    </w:r>
+                  </w:p>
+                </w:tc>
+              </w:sdtContent>
+            </w:sdt>
           </w:sdtContent>
         </w:sdt>
         <w:sdt>
@@ -4659,11 +5073,146 @@
           </w:p>
         </w:tc>
       </w:tr>
+      <w:tr>
+        <w:trPr>
+          <w:trHeight w:val="620"/>
+        </w:trPr>
+        <w:sdt>
+          <w:sdtPr>
+            <w:rPr>
+              <w:color w:val="808080" w:themeColor="background1" w:themeShade="80"/>
+            </w:rPr>
+            <w:id w:val="997546525"/>
+            <w:placeholder>
+              <w:docPart w:val="1833FE6AFA9B4318BB86BDE01ED139C5"/>
+            </w:placeholder>
+          </w:sdtPr>
+          <w:sdtEndPr/>
+          <w:sdtContent>
+            <w:tc>
+              <w:tcPr>
+                <w:tcW w:w="2785" w:type="dxa"/>
+                <w:vAlign w:val="center"/>
+              </w:tcPr>
+              <w:p>
+                <w:pPr>
+                  <w:jc w:val="left"/>
+                  <w:rPr>
+                    <w:color w:val="808080" w:themeColor="background1" w:themeShade="80"/>
+                  </w:rPr>
+                </w:pPr>
+                <w:r>
+                  <w:rPr>
+                    <w:color w:val="808080" w:themeColor="background1" w:themeShade="80"/>
+                  </w:rPr>
+                  <w:t>Status</w:t>
+                </w:r>
+              </w:p>
+            </w:tc>
+          </w:sdtContent>
+        </w:sdt>
+        <w:sdt>
+          <w:sdtPr>
+            <w:rPr>
+              <w:color w:val="808080" w:themeColor="background1" w:themeShade="80"/>
+            </w:rPr>
+            <w:id w:val="1107227327"/>
+            <w:placeholder>
+              <w:docPart w:val="875F1C086D9242F0ACD2219A588DAD5D"/>
+            </w:placeholder>
+          </w:sdtPr>
+          <w:sdtEndPr/>
+          <w:sdtContent>
+            <w:tc>
+              <w:tcPr>
+                <w:tcW w:w="2880" w:type="dxa"/>
+                <w:vAlign w:val="center"/>
+              </w:tcPr>
+              <w:p>
+                <w:pPr>
+                  <w:jc w:val="left"/>
+                  <w:rPr>
+                    <w:color w:val="808080" w:themeColor="background1" w:themeShade="80"/>
+                  </w:rPr>
+                </w:pPr>
+                <w:r>
+                  <w:rPr>
+                    <w:color w:val="808080" w:themeColor="background1" w:themeShade="80"/>
+                  </w:rPr>
+                  <w:t>Status</w:t>
+                </w:r>
+              </w:p>
+            </w:tc>
+          </w:sdtContent>
+        </w:sdt>
+        <w:tc>
+          <w:tcPr>
+            <w:tcW w:w="3690" w:type="dxa"/>
+            <w:vAlign w:val="center"/>
+          </w:tcPr>
+          <w:p>
+            <w:pPr>
+              <w:jc w:val="left"/>
+            </w:pPr>
+            <w:sdt>
+              <w:sdtPr>
+                <w:id w:val="-731154911"/>
+                <w14:checkbox>
+                  <w14:checked w14:val="0"/>
+                  <w14:checkedState w14:val="2612" w14:font="MS Gothic"/>
+                  <w14:uncheckedState w14:val="2610" w14:font="MS Gothic"/>
+                </w14:checkbox>
+              </w:sdtPr>
+              <w:sdtEndPr/>
+              <w:sdtContent>
+                <w:r>
+                  <w:rPr>
+                    <w:rFonts w:ascii="MS Gothic" w:eastAsia="MS Gothic" w:hAnsi="MS Gothic" w:hint="eastAsia"/>
+                  </w:rPr>
+                  <w:t>☐</w:t>
+                </w:r>
+              </w:sdtContent>
+            </w:sdt>
+            <w:r>
+              <w:t xml:space="preserve"> Atribut je statički</w:t>
+            </w:r>
+          </w:p>
+          <w:p>
+            <w:pPr>
+              <w:jc w:val="left"/>
+            </w:pPr>
+            <w:sdt>
+              <w:sdtPr>
+                <w:id w:val="453527375"/>
+                <w14:checkbox>
+                  <w14:checked w14:val="0"/>
+                  <w14:checkedState w14:val="2612" w14:font="MS Gothic"/>
+                  <w14:uncheckedState w14:val="2610" w14:font="MS Gothic"/>
+                </w14:checkbox>
+              </w:sdtPr>
+              <w:sdtEndPr/>
+              <w:sdtContent>
+                <w:r>
+                  <w:rPr>
+                    <w:rFonts w:ascii="MS Gothic" w:eastAsia="MS Gothic" w:hAnsi="MS Gothic" w:hint="eastAsia"/>
+                  </w:rPr>
+                  <w:t>☐</w:t>
+                </w:r>
+              </w:sdtContent>
+            </w:sdt>
+            <w:r>
+              <w:t xml:space="preserve"> Atribut je </w:t>
+            </w:r>
+            <w:r>
+              <w:rPr>
+                <w:i/>
+              </w:rPr>
+              <w:t>enumeration</w:t>
+            </w:r>
+          </w:p>
+        </w:tc>
+      </w:tr>
     </w:tbl>
-    <w:p/>
-    <w:p/>
-    <w:p/>
-    <w:p/>
     <w:p/>
     <w:p>
       <w:r>
@@ -5159,924 +5708,6 @@
       </w:r>
       <w:sdt>
         <w:sdtPr>
-          <w:id w:val="-148134063"/>
-          <w:placeholder>
-            <w:docPart w:val="A8A89F2BAA204584B988006F9AA8783A"/>
-          </w:placeholder>
-        </w:sdtPr>
-        <w:sdtEndPr/>
-        <w:sdtContent>
-          <w:r>
-            <w:t>Dostavljač</w:t>
-          </w:r>
-        </w:sdtContent>
-      </w:sdt>
-    </w:p>
-    <w:p/>
-    <w:p>
-      <w:pPr>
-        <w:rPr>
-          <w:b/>
-        </w:rPr>
-      </w:pPr>
-      <w:r>
-        <w:rPr>
-          <w:b/>
-        </w:rPr>
-        <w:t>Funkcionalni zahtjevi u kojima klasa učestvuje:</w:t>
-      </w:r>
-    </w:p>
-    <w:p/>
-    <w:sdt>
-      <w:sdtPr>
-        <w:rPr>
-          <w:color w:val="808080" w:themeColor="background1" w:themeShade="80"/>
-        </w:rPr>
-        <w:id w:val="719709925"/>
-        <w15:repeatingSection/>
-      </w:sdtPr>
-      <w:sdtEndPr/>
-      <w:sdtContent>
-        <w:sdt>
-          <w:sdtPr>
-            <w:rPr>
-              <w:color w:val="808080" w:themeColor="background1" w:themeShade="80"/>
-            </w:rPr>
-            <w:id w:val="1108853693"/>
-            <w:placeholder>
-              <w:docPart w:val="1B8AF76AD7AE4488A82985EAFA0B5321"/>
-            </w:placeholder>
-            <w15:repeatingSectionItem/>
-          </w:sdtPr>
-          <w:sdtEndPr/>
-          <w:sdtContent>
-            <w:sdt>
-              <w:sdtPr>
-                <w:rPr>
-                  <w:color w:val="808080" w:themeColor="background1" w:themeShade="80"/>
-                </w:rPr>
-                <w:id w:val="-1713579199"/>
-                <w:placeholder>
-                  <w:docPart w:val="A8A89F2BAA204584B988006F9AA8783A"/>
-                </w:placeholder>
-              </w:sdtPr>
-              <w:sdtEndPr/>
-              <w:sdtContent>
-                <w:p>
-                  <w:pPr>
-                    <w:rPr>
-                      <w:color w:val="808080" w:themeColor="background1" w:themeShade="80"/>
-                    </w:rPr>
-                  </w:pPr>
-                  <w:r>
-                    <w:rPr>
-                      <w:color w:val="808080" w:themeColor="background1" w:themeShade="80"/>
-                    </w:rPr>
-                    <w:t xml:space="preserve">(FZ br. </w:t>
-                  </w:r>
-                  <w:r>
-                    <w:rPr>
-                      <w:color w:val="808080" w:themeColor="background1" w:themeShade="80"/>
-                    </w:rPr>
-                    <w:t>06</w:t>
-                  </w:r>
-                  <w:r>
-                    <w:rPr>
-                      <w:color w:val="808080" w:themeColor="background1" w:themeShade="80"/>
-                    </w:rPr>
-                    <w:t>:</w:t>
-                  </w:r>
-                  <w:r>
-                    <w:rPr>
-                      <w:color w:val="808080" w:themeColor="background1" w:themeShade="80"/>
-                    </w:rPr>
-                    <w:t xml:space="preserve"> Prihvatanje narudžbe</w:t>
-                  </w:r>
-                  <w:r>
-                    <w:rPr>
-                      <w:color w:val="808080" w:themeColor="background1" w:themeShade="80"/>
-                    </w:rPr>
-                    <w:t>)</w:t>
-                  </w:r>
-                </w:p>
-              </w:sdtContent>
-            </w:sdt>
-          </w:sdtContent>
-        </w:sdt>
-        <w:sdt>
-          <w:sdtPr>
-            <w:rPr>
-              <w:color w:val="808080" w:themeColor="background1" w:themeShade="80"/>
-            </w:rPr>
-            <w:id w:val="-1357197238"/>
-            <w:placeholder>
-              <w:docPart w:val="33BF4B7660AC4BC48C59835F062EB08E"/>
-            </w:placeholder>
-            <w15:repeatingSectionItem/>
-          </w:sdtPr>
-          <w:sdtEndPr/>
-          <w:sdtContent>
-            <w:p>
-              <w:pPr>
-                <w:rPr>
-                  <w:color w:val="808080" w:themeColor="background1" w:themeShade="80"/>
-                </w:rPr>
-              </w:pPr>
-              <w:sdt>
-                <w:sdtPr>
-                  <w:rPr>
-                    <w:color w:val="808080" w:themeColor="background1" w:themeShade="80"/>
-                  </w:rPr>
-                  <w:id w:val="361103432"/>
-                  <w:placeholder>
-                    <w:docPart w:val="E91A36B10441465EBF8F5279D5A3FB65"/>
-                  </w:placeholder>
-                </w:sdtPr>
-                <w:sdtEndPr/>
-                <w:sdtContent>
-                  <w:r>
-                    <w:rPr>
-                      <w:color w:val="808080" w:themeColor="background1" w:themeShade="80"/>
-                    </w:rPr>
-                    <w:t xml:space="preserve">(FZ br. </w:t>
-                  </w:r>
-                  <w:r>
-                    <w:rPr>
-                      <w:color w:val="808080" w:themeColor="background1" w:themeShade="80"/>
-                    </w:rPr>
-                    <w:t>07</w:t>
-                  </w:r>
-                  <w:r>
-                    <w:rPr>
-                      <w:color w:val="808080" w:themeColor="background1" w:themeShade="80"/>
-                    </w:rPr>
-                    <w:t>:</w:t>
-                  </w:r>
-                  <w:r>
-                    <w:rPr>
-                      <w:color w:val="808080" w:themeColor="background1" w:themeShade="80"/>
-                    </w:rPr>
-                    <w:t xml:space="preserve"> </w:t>
-                  </w:r>
-                </w:sdtContent>
-              </w:sdt>
-              <w:r>
-                <w:rPr>
-                  <w:color w:val="808080" w:themeColor="background1" w:themeShade="80"/>
-                </w:rPr>
-                <w:t>Dostava narudžbe</w:t>
-              </w:r>
-              <w:r>
-                <w:rPr>
-                  <w:color w:val="808080" w:themeColor="background1" w:themeShade="80"/>
-                </w:rPr>
-                <w:t>)</w:t>
-              </w:r>
-            </w:p>
-          </w:sdtContent>
-        </w:sdt>
-        <w:sdt>
-          <w:sdtPr>
-            <w:rPr>
-              <w:color w:val="808080" w:themeColor="background1" w:themeShade="80"/>
-            </w:rPr>
-            <w:id w:val="324326400"/>
-            <w:placeholder>
-              <w:docPart w:val="3FBD147B561646E1BAC9588B88826378"/>
-            </w:placeholder>
-            <w15:repeatingSectionItem/>
-          </w:sdtPr>
-          <w:sdtEndPr/>
-          <w:sdtContent>
-            <w:sdt>
-              <w:sdtPr>
-                <w:rPr>
-                  <w:color w:val="808080" w:themeColor="background1" w:themeShade="80"/>
-                </w:rPr>
-                <w:id w:val="1753237848"/>
-                <w:placeholder>
-                  <w:docPart w:val="3C55F62499864C41BAF75E97E94D6DFC"/>
-                </w:placeholder>
-              </w:sdtPr>
-              <w:sdtEndPr/>
-              <w:sdtContent>
-                <w:sdt>
-                  <w:sdtPr>
-                    <w:rPr>
-                      <w:color w:val="808080" w:themeColor="background1" w:themeShade="80"/>
-                    </w:rPr>
-                    <w:id w:val="351085407"/>
-                    <w:placeholder>
-                      <w:docPart w:val="35018D48A7BE4E90935E99C14550E487"/>
-                    </w:placeholder>
-                  </w:sdtPr>
-                  <w:sdtEndPr/>
-                  <w:sdtContent>
-                    <w:p>
-                      <w:pPr>
-                        <w:rPr>
-                          <w:color w:val="808080" w:themeColor="background1" w:themeShade="80"/>
-                        </w:rPr>
-                      </w:pPr>
-                      <w:r>
-                        <w:rPr>
-                          <w:color w:val="808080" w:themeColor="background1" w:themeShade="80"/>
-                        </w:rPr>
-                        <w:t xml:space="preserve">(FZ br. </w:t>
-                      </w:r>
-                      <w:r>
-                        <w:rPr>
-                          <w:color w:val="808080" w:themeColor="background1" w:themeShade="80"/>
-                        </w:rPr>
-                        <w:t>08</w:t>
-                      </w:r>
-                      <w:r>
-                        <w:rPr>
-                          <w:color w:val="808080" w:themeColor="background1" w:themeShade="80"/>
-                        </w:rPr>
-                        <w:t>:</w:t>
-                      </w:r>
-                      <w:r>
-                        <w:rPr>
-                          <w:color w:val="808080" w:themeColor="background1" w:themeShade="80"/>
-                        </w:rPr>
-                        <w:t xml:space="preserve"> Slanje lokacije</w:t>
-                      </w:r>
-                      <w:r>
-                        <w:rPr>
-                          <w:color w:val="808080" w:themeColor="background1" w:themeShade="80"/>
-                        </w:rPr>
-                        <w:t>)</w:t>
-                      </w:r>
-                    </w:p>
-                  </w:sdtContent>
-                </w:sdt>
-              </w:sdtContent>
-            </w:sdt>
-          </w:sdtContent>
-        </w:sdt>
-      </w:sdtContent>
-    </w:sdt>
-    <w:p/>
-    <w:p>
-      <w:pPr>
-        <w:rPr>
-          <w:b/>
-        </w:rPr>
-      </w:pPr>
-      <w:r>
-        <w:rPr>
-          <w:b/>
-        </w:rPr>
-        <w:t>Atributi koje klasa posjeduje:</w:t>
-      </w:r>
-    </w:p>
-    <w:p/>
-    <w:tbl>
-      <w:tblPr>
-        <w:tblStyle w:val="TableGrid"/>
-        <w:tblW w:w="9355" w:type="dxa"/>
-        <w:tblLook w:val="04A0" w:firstRow="1" w:lastRow="0" w:firstColumn="1" w:lastColumn="0" w:noHBand="0" w:noVBand="1"/>
-      </w:tblPr>
-      <w:tblGrid>
-        <w:gridCol w:w="2785"/>
-        <w:gridCol w:w="2880"/>
-        <w:gridCol w:w="3690"/>
-      </w:tblGrid>
-      <w:tr>
-        <w:trPr>
-          <w:trHeight w:val="485"/>
-        </w:trPr>
-        <w:tc>
-          <w:tcPr>
-            <w:tcW w:w="2785" w:type="dxa"/>
-            <w:shd w:val="clear" w:color="auto" w:fill="BDD6EE" w:themeFill="accent1" w:themeFillTint="66"/>
-            <w:vAlign w:val="center"/>
-          </w:tcPr>
-          <w:p>
-            <w:pPr>
-              <w:jc w:val="center"/>
-              <w:rPr>
-                <w:b/>
-              </w:rPr>
-            </w:pPr>
-            <w:r>
-              <w:rPr>
-                <w:b/>
-              </w:rPr>
-              <w:t>Naziv atributa</w:t>
-            </w:r>
-          </w:p>
-        </w:tc>
-        <w:tc>
-          <w:tcPr>
-            <w:tcW w:w="2880" w:type="dxa"/>
-            <w:shd w:val="clear" w:color="auto" w:fill="BDD6EE" w:themeFill="accent1" w:themeFillTint="66"/>
-            <w:vAlign w:val="center"/>
-          </w:tcPr>
-          <w:p>
-            <w:pPr>
-              <w:jc w:val="center"/>
-              <w:rPr>
-                <w:b/>
-              </w:rPr>
-            </w:pPr>
-            <w:r>
-              <w:rPr>
-                <w:b/>
-              </w:rPr>
-              <w:t>Tip varijable</w:t>
-            </w:r>
-          </w:p>
-        </w:tc>
-        <w:tc>
-          <w:tcPr>
-            <w:tcW w:w="3690" w:type="dxa"/>
-            <w:shd w:val="clear" w:color="auto" w:fill="BDD6EE" w:themeFill="accent1" w:themeFillTint="66"/>
-            <w:vAlign w:val="center"/>
-          </w:tcPr>
-          <w:p>
-            <w:pPr>
-              <w:jc w:val="center"/>
-              <w:rPr>
-                <w:b/>
-              </w:rPr>
-            </w:pPr>
-            <w:r>
-              <w:rPr>
-                <w:b/>
-              </w:rPr>
-              <w:t>Dodatne napomene</w:t>
-            </w:r>
-          </w:p>
-        </w:tc>
-      </w:tr>
-      <w:tr>
-        <w:trPr>
-          <w:trHeight w:val="656"/>
-        </w:trPr>
-        <w:sdt>
-          <w:sdtPr>
-            <w:rPr>
-              <w:color w:val="808080" w:themeColor="background1" w:themeShade="80"/>
-            </w:rPr>
-            <w:id w:val="1185397408"/>
-            <w:placeholder>
-              <w:docPart w:val="A8A89F2BAA204584B988006F9AA8783A"/>
-            </w:placeholder>
-          </w:sdtPr>
-          <w:sdtEndPr/>
-          <w:sdtContent>
-            <w:tc>
-              <w:tcPr>
-                <w:tcW w:w="2785" w:type="dxa"/>
-                <w:vAlign w:val="center"/>
-              </w:tcPr>
-              <w:p>
-                <w:pPr>
-                  <w:jc w:val="left"/>
-                  <w:rPr>
-                    <w:color w:val="808080" w:themeColor="background1" w:themeShade="80"/>
-                  </w:rPr>
-                </w:pPr>
-                <w:r>
-                  <w:rPr>
-                    <w:color w:val="808080" w:themeColor="background1" w:themeShade="80"/>
-                  </w:rPr>
-                  <w:t>ID</w:t>
-                </w:r>
-              </w:p>
-            </w:tc>
-          </w:sdtContent>
-        </w:sdt>
-        <w:sdt>
-          <w:sdtPr>
-            <w:id w:val="-291450153"/>
-            <w:placeholder>
-              <w:docPart w:val="A8A89F2BAA204584B988006F9AA8783A"/>
-            </w:placeholder>
-          </w:sdtPr>
-          <w:sdtEndPr/>
-          <w:sdtContent>
-            <w:tc>
-              <w:tcPr>
-                <w:tcW w:w="2880" w:type="dxa"/>
-                <w:vAlign w:val="center"/>
-              </w:tcPr>
-              <w:p>
-                <w:pPr>
-                  <w:jc w:val="left"/>
-                </w:pPr>
-                <w:r>
-                  <w:t>int</w:t>
-                </w:r>
-              </w:p>
-            </w:tc>
-          </w:sdtContent>
-        </w:sdt>
-        <w:tc>
-          <w:tcPr>
-            <w:tcW w:w="3690" w:type="dxa"/>
-            <w:vAlign w:val="center"/>
-          </w:tcPr>
-          <w:p>
-            <w:pPr>
-              <w:jc w:val="left"/>
-            </w:pPr>
-            <w:sdt>
-              <w:sdtPr>
-                <w:id w:val="-203332901"/>
-                <w14:checkbox>
-                  <w14:checked w14:val="0"/>
-                  <w14:checkedState w14:val="2612" w14:font="MS Gothic"/>
-                  <w14:uncheckedState w14:val="2610" w14:font="MS Gothic"/>
-                </w14:checkbox>
-              </w:sdtPr>
-              <w:sdtEndPr/>
-              <w:sdtContent>
-                <w:r>
-                  <w:rPr>
-                    <w:rFonts w:ascii="MS Gothic" w:eastAsia="MS Gothic" w:hAnsi="MS Gothic" w:hint="eastAsia"/>
-                  </w:rPr>
-                  <w:t>☐</w:t>
-                </w:r>
-              </w:sdtContent>
-            </w:sdt>
-            <w:r>
-              <w:t xml:space="preserve"> Atribut je statički</w:t>
-            </w:r>
-          </w:p>
-          <w:p>
-            <w:pPr>
-              <w:jc w:val="left"/>
-            </w:pPr>
-            <w:sdt>
-              <w:sdtPr>
-                <w:id w:val="-1035118559"/>
-                <w14:checkbox>
-                  <w14:checked w14:val="0"/>
-                  <w14:checkedState w14:val="2612" w14:font="MS Gothic"/>
-                  <w14:uncheckedState w14:val="2610" w14:font="MS Gothic"/>
-                </w14:checkbox>
-              </w:sdtPr>
-              <w:sdtEndPr/>
-              <w:sdtContent>
-                <w:r>
-                  <w:rPr>
-                    <w:rFonts w:ascii="MS Gothic" w:eastAsia="MS Gothic" w:hAnsi="MS Gothic" w:hint="eastAsia"/>
-                  </w:rPr>
-                  <w:t>☐</w:t>
-                </w:r>
-              </w:sdtContent>
-            </w:sdt>
-            <w:r>
-              <w:t xml:space="preserve"> Atribut je </w:t>
-            </w:r>
-            <w:r>
-              <w:rPr>
-                <w:i/>
-              </w:rPr>
-              <w:t>enumeration</w:t>
-            </w:r>
-          </w:p>
-        </w:tc>
-      </w:tr>
-      <w:tr>
-        <w:trPr>
-          <w:trHeight w:val="620"/>
-        </w:trPr>
-        <w:sdt>
-          <w:sdtPr>
-            <w:rPr>
-              <w:color w:val="808080" w:themeColor="background1" w:themeShade="80"/>
-            </w:rPr>
-            <w:id w:val="832266023"/>
-            <w:placeholder>
-              <w:docPart w:val="C95D275DB8164D4DA00BA20600A73CD8"/>
-            </w:placeholder>
-          </w:sdtPr>
-          <w:sdtEndPr/>
-          <w:sdtContent>
-            <w:tc>
-              <w:tcPr>
-                <w:tcW w:w="2785" w:type="dxa"/>
-                <w:vAlign w:val="center"/>
-              </w:tcPr>
-              <w:p>
-                <w:pPr>
-                  <w:jc w:val="left"/>
-                  <w:rPr>
-                    <w:color w:val="808080" w:themeColor="background1" w:themeShade="80"/>
-                  </w:rPr>
-                </w:pPr>
-                <w:r>
-                  <w:rPr>
-                    <w:color w:val="808080" w:themeColor="background1" w:themeShade="80"/>
-                  </w:rPr>
-                  <w:t>Ime</w:t>
-                </w:r>
-              </w:p>
-            </w:tc>
-          </w:sdtContent>
-        </w:sdt>
-        <w:sdt>
-          <w:sdtPr>
-            <w:rPr>
-              <w:color w:val="808080" w:themeColor="background1" w:themeShade="80"/>
-            </w:rPr>
-            <w:id w:val="-1314246289"/>
-            <w:placeholder>
-              <w:docPart w:val="7556219C778E43DA844B38E44F385292"/>
-            </w:placeholder>
-          </w:sdtPr>
-          <w:sdtEndPr/>
-          <w:sdtContent>
-            <w:tc>
-              <w:tcPr>
-                <w:tcW w:w="2880" w:type="dxa"/>
-                <w:vAlign w:val="center"/>
-              </w:tcPr>
-              <w:p>
-                <w:pPr>
-                  <w:jc w:val="left"/>
-                </w:pPr>
-                <w:r>
-                  <w:rPr>
-                    <w:color w:val="808080" w:themeColor="background1" w:themeShade="80"/>
-                  </w:rPr>
-                  <w:t>String</w:t>
-                </w:r>
-              </w:p>
-            </w:tc>
-          </w:sdtContent>
-        </w:sdt>
-        <w:tc>
-          <w:tcPr>
-            <w:tcW w:w="3690" w:type="dxa"/>
-            <w:vAlign w:val="center"/>
-          </w:tcPr>
-          <w:p>
-            <w:pPr>
-              <w:jc w:val="left"/>
-            </w:pPr>
-            <w:sdt>
-              <w:sdtPr>
-                <w:id w:val="-759449956"/>
-                <w14:checkbox>
-                  <w14:checked w14:val="0"/>
-                  <w14:checkedState w14:val="2612" w14:font="MS Gothic"/>
-                  <w14:uncheckedState w14:val="2610" w14:font="MS Gothic"/>
-                </w14:checkbox>
-              </w:sdtPr>
-              <w:sdtEndPr/>
-              <w:sdtContent>
-                <w:r>
-                  <w:rPr>
-                    <w:rFonts w:ascii="MS Gothic" w:eastAsia="MS Gothic" w:hAnsi="MS Gothic" w:hint="eastAsia"/>
-                  </w:rPr>
-                  <w:t>☐</w:t>
-                </w:r>
-              </w:sdtContent>
-            </w:sdt>
-            <w:r>
-              <w:t xml:space="preserve"> Atribut je statički</w:t>
-            </w:r>
-          </w:p>
-          <w:p>
-            <w:pPr>
-              <w:jc w:val="left"/>
-            </w:pPr>
-            <w:sdt>
-              <w:sdtPr>
-                <w:id w:val="-331212711"/>
-                <w14:checkbox>
-                  <w14:checked w14:val="0"/>
-                  <w14:checkedState w14:val="2612" w14:font="MS Gothic"/>
-                  <w14:uncheckedState w14:val="2610" w14:font="MS Gothic"/>
-                </w14:checkbox>
-              </w:sdtPr>
-              <w:sdtEndPr/>
-              <w:sdtContent>
-                <w:r>
-                  <w:rPr>
-                    <w:rFonts w:ascii="MS Gothic" w:eastAsia="MS Gothic" w:hAnsi="MS Gothic" w:hint="eastAsia"/>
-                  </w:rPr>
-                  <w:t>☐</w:t>
-                </w:r>
-              </w:sdtContent>
-            </w:sdt>
-            <w:r>
-              <w:t xml:space="preserve"> Atribut je </w:t>
-            </w:r>
-            <w:r>
-              <w:rPr>
-                <w:i/>
-              </w:rPr>
-              <w:t>enumeration</w:t>
-            </w:r>
-          </w:p>
-        </w:tc>
-      </w:tr>
-      <w:tr>
-        <w:trPr>
-          <w:trHeight w:val="620"/>
-        </w:trPr>
-        <w:sdt>
-          <w:sdtPr>
-            <w:rPr>
-              <w:color w:val="808080" w:themeColor="background1" w:themeShade="80"/>
-            </w:rPr>
-            <w:id w:val="1281218884"/>
-            <w:placeholder>
-              <w:docPart w:val="462271204B1346B5BB814D62FAAEDE19"/>
-            </w:placeholder>
-          </w:sdtPr>
-          <w:sdtEndPr/>
-          <w:sdtContent>
-            <w:tc>
-              <w:tcPr>
-                <w:tcW w:w="2785" w:type="dxa"/>
-                <w:vAlign w:val="center"/>
-              </w:tcPr>
-              <w:p>
-                <w:pPr>
-                  <w:jc w:val="left"/>
-                  <w:rPr>
-                    <w:color w:val="808080" w:themeColor="background1" w:themeShade="80"/>
-                  </w:rPr>
-                </w:pPr>
-                <w:r>
-                  <w:rPr>
-                    <w:color w:val="808080" w:themeColor="background1" w:themeShade="80"/>
-                  </w:rPr>
-                  <w:t>Status</w:t>
-                </w:r>
-              </w:p>
-            </w:tc>
-          </w:sdtContent>
-        </w:sdt>
-        <w:sdt>
-          <w:sdtPr>
-            <w:rPr>
-              <w:color w:val="808080" w:themeColor="background1" w:themeShade="80"/>
-            </w:rPr>
-            <w:id w:val="1906487100"/>
-            <w:placeholder>
-              <w:docPart w:val="D115A234C4434D8BA36F915FF4858745"/>
-            </w:placeholder>
-          </w:sdtPr>
-          <w:sdtEndPr/>
-          <w:sdtContent>
-            <w:tc>
-              <w:tcPr>
-                <w:tcW w:w="2880" w:type="dxa"/>
-                <w:vAlign w:val="center"/>
-              </w:tcPr>
-              <w:p>
-                <w:pPr>
-                  <w:jc w:val="left"/>
-                </w:pPr>
-                <w:r>
-                  <w:rPr>
-                    <w:color w:val="808080" w:themeColor="background1" w:themeShade="80"/>
-                  </w:rPr>
-                  <w:t>StatusDostavljaca</w:t>
-                </w:r>
-              </w:p>
-            </w:tc>
-          </w:sdtContent>
-        </w:sdt>
-        <w:tc>
-          <w:tcPr>
-            <w:tcW w:w="3690" w:type="dxa"/>
-            <w:vAlign w:val="center"/>
-          </w:tcPr>
-          <w:p>
-            <w:pPr>
-              <w:jc w:val="left"/>
-            </w:pPr>
-            <w:sdt>
-              <w:sdtPr>
-                <w:id w:val="-421642754"/>
-                <w14:checkbox>
-                  <w14:checked w14:val="0"/>
-                  <w14:checkedState w14:val="2612" w14:font="MS Gothic"/>
-                  <w14:uncheckedState w14:val="2610" w14:font="MS Gothic"/>
-                </w14:checkbox>
-              </w:sdtPr>
-              <w:sdtEndPr/>
-              <w:sdtContent>
-                <w:r>
-                  <w:rPr>
-                    <w:rFonts w:ascii="MS Gothic" w:eastAsia="MS Gothic" w:hAnsi="MS Gothic" w:hint="eastAsia"/>
-                  </w:rPr>
-                  <w:t>☐</w:t>
-                </w:r>
-              </w:sdtContent>
-            </w:sdt>
-            <w:r>
-              <w:t xml:space="preserve"> Atribut je statički</w:t>
-            </w:r>
-          </w:p>
-          <w:p>
-            <w:pPr>
-              <w:jc w:val="left"/>
-            </w:pPr>
-            <w:sdt>
-              <w:sdtPr>
-                <w:id w:val="-1760592975"/>
-                <w14:checkbox>
-                  <w14:checked w14:val="1"/>
-                  <w14:checkedState w14:val="2612" w14:font="MS Gothic"/>
-                  <w14:uncheckedState w14:val="2610" w14:font="MS Gothic"/>
-                </w14:checkbox>
-              </w:sdtPr>
-              <w:sdtEndPr/>
-              <w:sdtContent>
-                <w:r>
-                  <w:rPr>
-                    <w:rFonts w:ascii="MS Gothic" w:eastAsia="MS Gothic" w:hAnsi="MS Gothic" w:hint="eastAsia"/>
-                  </w:rPr>
-                  <w:t>☒</w:t>
-                </w:r>
-              </w:sdtContent>
-            </w:sdt>
-            <w:r>
-              <w:t xml:space="preserve"> Atribut je </w:t>
-            </w:r>
-            <w:r>
-              <w:rPr>
-                <w:i/>
-              </w:rPr>
-              <w:t>enumeration</w:t>
-            </w:r>
-          </w:p>
-        </w:tc>
-      </w:tr>
-      <w:tr>
-        <w:trPr>
-          <w:trHeight w:val="620"/>
-        </w:trPr>
-        <w:sdt>
-          <w:sdtPr>
-            <w:rPr>
-              <w:color w:val="808080" w:themeColor="background1" w:themeShade="80"/>
-            </w:rPr>
-            <w:id w:val="-389963844"/>
-            <w:placeholder>
-              <w:docPart w:val="CA5C0A697C6C47ED94297D1999A5A5B0"/>
-            </w:placeholder>
-          </w:sdtPr>
-          <w:sdtEndPr/>
-          <w:sdtContent>
-            <w:tc>
-              <w:tcPr>
-                <w:tcW w:w="2785" w:type="dxa"/>
-                <w:vAlign w:val="center"/>
-              </w:tcPr>
-              <w:p>
-                <w:pPr>
-                  <w:jc w:val="left"/>
-                  <w:rPr>
-                    <w:color w:val="808080" w:themeColor="background1" w:themeShade="80"/>
-                  </w:rPr>
-                </w:pPr>
-                <w:r>
-                  <w:rPr>
-                    <w:color w:val="808080" w:themeColor="background1" w:themeShade="80"/>
-                  </w:rPr>
-                  <w:t>Lokacija</w:t>
-                </w:r>
-              </w:p>
-            </w:tc>
-          </w:sdtContent>
-        </w:sdt>
-        <w:sdt>
-          <w:sdtPr>
-            <w:rPr>
-              <w:color w:val="808080" w:themeColor="background1" w:themeShade="80"/>
-            </w:rPr>
-            <w:id w:val="-1153446572"/>
-            <w:placeholder>
-              <w:docPart w:val="4B3D1821D5044E12BDB11DB65292CDCE"/>
-            </w:placeholder>
-          </w:sdtPr>
-          <w:sdtEndPr/>
-          <w:sdtContent>
-            <w:tc>
-              <w:tcPr>
-                <w:tcW w:w="2880" w:type="dxa"/>
-                <w:vAlign w:val="center"/>
-              </w:tcPr>
-              <w:p>
-                <w:pPr>
-                  <w:jc w:val="left"/>
-                  <w:rPr>
-                    <w:color w:val="808080" w:themeColor="background1" w:themeShade="80"/>
-                  </w:rPr>
-                </w:pPr>
-                <w:r>
-                  <w:rPr>
-                    <w:color w:val="808080" w:themeColor="background1" w:themeShade="80"/>
-                  </w:rPr>
-                  <w:t>Lokacija</w:t>
-                </w:r>
-              </w:p>
-            </w:tc>
-          </w:sdtContent>
-        </w:sdt>
-        <w:tc>
-          <w:tcPr>
-            <w:tcW w:w="3690" w:type="dxa"/>
-            <w:vAlign w:val="center"/>
-          </w:tcPr>
-          <w:p>
-            <w:pPr>
-              <w:jc w:val="left"/>
-            </w:pPr>
-            <w:sdt>
-              <w:sdtPr>
-                <w:id w:val="-1844689018"/>
-                <w14:checkbox>
-                  <w14:checked w14:val="0"/>
-                  <w14:checkedState w14:val="2612" w14:font="MS Gothic"/>
-                  <w14:uncheckedState w14:val="2610" w14:font="MS Gothic"/>
-                </w14:checkbox>
-              </w:sdtPr>
-              <w:sdtEndPr/>
-              <w:sdtContent>
-                <w:r>
-                  <w:rPr>
-                    <w:rFonts w:ascii="MS Gothic" w:eastAsia="MS Gothic" w:hAnsi="MS Gothic" w:hint="eastAsia"/>
-                  </w:rPr>
-                  <w:t>☐</w:t>
-                </w:r>
-              </w:sdtContent>
-            </w:sdt>
-            <w:r>
-              <w:t xml:space="preserve"> Atribut je statički</w:t>
-            </w:r>
-          </w:p>
-          <w:p>
-            <w:pPr>
-              <w:jc w:val="left"/>
-            </w:pPr>
-            <w:sdt>
-              <w:sdtPr>
-                <w:id w:val="1179621199"/>
-                <w14:checkbox>
-                  <w14:checked w14:val="0"/>
-                  <w14:checkedState w14:val="2612" w14:font="MS Gothic"/>
-                  <w14:uncheckedState w14:val="2610" w14:font="MS Gothic"/>
-                </w14:checkbox>
-              </w:sdtPr>
-              <w:sdtEndPr/>
-              <w:sdtContent>
-                <w:r>
-                  <w:rPr>
-                    <w:rFonts w:ascii="MS Gothic" w:eastAsia="MS Gothic" w:hAnsi="MS Gothic" w:hint="eastAsia"/>
-                  </w:rPr>
-                  <w:t>☐</w:t>
-                </w:r>
-              </w:sdtContent>
-            </w:sdt>
-            <w:r>
-              <w:t xml:space="preserve"> Atribut je </w:t>
-            </w:r>
-            <w:r>
-              <w:rPr>
-                <w:i/>
-              </w:rPr>
-              <w:t>enumeration</w:t>
-            </w:r>
-          </w:p>
-        </w:tc>
-      </w:tr>
-    </w:tbl>
-    <w:p/>
-    <w:p/>
-    <w:p/>
-    <w:p/>
-    <w:p/>
-    <w:p/>
-    <w:p/>
-    <w:p>
-      <w:bookmarkStart w:id="0" w:name="_GoBack"/>
-      <w:bookmarkEnd w:id="0"/>
-    </w:p>
-    <w:p>
-      <w:r>
-        <w:rPr>
-          <w:b/>
-        </w:rPr>
-        <w:lastRenderedPageBreak/>
-        <w:t>Naziv klase:</w:t>
-      </w:r>
-      <w:r>
-        <w:t xml:space="preserve"> </w:t>
-      </w:r>
-      <w:sdt>
-        <w:sdtPr>
           <w:id w:val="518748262"/>
           <w:placeholder>
             <w:docPart w:val="9B1A943C65914D46A95F592BE7981F84"/>
@@ -6411,40 +6042,26 @@
         <w:trPr>
           <w:trHeight w:val="620"/>
         </w:trPr>
-        <w:sdt>
-          <w:sdtPr>
-            <w:rPr>
-              <w:color w:val="808080" w:themeColor="background1" w:themeShade="80"/>
-            </w:rPr>
-            <w:id w:val="-1429887903"/>
-            <w:placeholder>
-              <w:docPart w:val="CF17F5536AFC41C295321D5736E07D73"/>
-            </w:placeholder>
-          </w:sdtPr>
-          <w:sdtEndPr/>
-          <w:sdtContent>
-            <w:tc>
-              <w:tcPr>
-                <w:tcW w:w="2785" w:type="dxa"/>
-                <w:vAlign w:val="center"/>
-              </w:tcPr>
-              <w:p>
-                <w:pPr>
-                  <w:jc w:val="left"/>
-                  <w:rPr>
-                    <w:color w:val="808080" w:themeColor="background1" w:themeShade="80"/>
-                  </w:rPr>
-                </w:pPr>
-                <w:r>
-                  <w:rPr>
-                    <w:color w:val="808080" w:themeColor="background1" w:themeShade="80"/>
-                  </w:rPr>
-                  <w:t>Poruka</w:t>
-                </w:r>
-              </w:p>
-            </w:tc>
-          </w:sdtContent>
-        </w:sdt>
+        <w:tc>
+          <w:tcPr>
+            <w:tcW w:w="2785" w:type="dxa"/>
+            <w:vAlign w:val="center"/>
+          </w:tcPr>
+          <w:p>
+            <w:pPr>
+              <w:jc w:val="left"/>
+              <w:rPr>
+                <w:color w:val="808080" w:themeColor="background1" w:themeShade="80"/>
+              </w:rPr>
+            </w:pPr>
+            <w:r>
+              <w:rPr>
+                <w:color w:val="808080" w:themeColor="background1" w:themeShade="80"/>
+              </w:rPr>
+              <w:t>KorisnikID</w:t>
+            </w:r>
+          </w:p>
+        </w:tc>
         <w:sdt>
           <w:sdtPr>
             <w:rPr>
@@ -6470,7 +6087,7 @@
                   <w:rPr>
                     <w:color w:val="808080" w:themeColor="background1" w:themeShade="80"/>
                   </w:rPr>
-                  <w:t>String</w:t>
+                  <w:t>int</w:t>
                 </w:r>
               </w:p>
             </w:tc>
@@ -6559,26 +6176,40 @@
           </w:sdtPr>
           <w:sdtEndPr/>
           <w:sdtContent>
-            <w:tc>
-              <w:tcPr>
-                <w:tcW w:w="2785" w:type="dxa"/>
-                <w:vAlign w:val="center"/>
-              </w:tcPr>
-              <w:p>
-                <w:pPr>
-                  <w:jc w:val="left"/>
-                  <w:rPr>
-                    <w:color w:val="808080" w:themeColor="background1" w:themeShade="80"/>
-                  </w:rPr>
-                </w:pPr>
-                <w:r>
-                  <w:rPr>
-                    <w:color w:val="808080" w:themeColor="background1" w:themeShade="80"/>
-                  </w:rPr>
-                  <w:t>Datum</w:t>
-                </w:r>
-              </w:p>
-            </w:tc>
+            <w:sdt>
+              <w:sdtPr>
+                <w:rPr>
+                  <w:color w:val="808080" w:themeColor="background1" w:themeShade="80"/>
+                </w:rPr>
+                <w:id w:val="-1089547713"/>
+                <w:placeholder>
+                  <w:docPart w:val="25CA513F78BD441AA429C0D37666CE30"/>
+                </w:placeholder>
+              </w:sdtPr>
+              <w:sdtEndPr/>
+              <w:sdtContent>
+                <w:tc>
+                  <w:tcPr>
+                    <w:tcW w:w="2785" w:type="dxa"/>
+                    <w:vAlign w:val="center"/>
+                  </w:tcPr>
+                  <w:p>
+                    <w:pPr>
+                      <w:jc w:val="left"/>
+                      <w:rPr>
+                        <w:color w:val="808080" w:themeColor="background1" w:themeShade="80"/>
+                      </w:rPr>
+                    </w:pPr>
+                    <w:r>
+                      <w:rPr>
+                        <w:color w:val="808080" w:themeColor="background1" w:themeShade="80"/>
+                      </w:rPr>
+                      <w:t>Poruka</w:t>
+                    </w:r>
+                  </w:p>
+                </w:tc>
+              </w:sdtContent>
+            </w:sdt>
           </w:sdtContent>
         </w:sdt>
         <w:sdt>
@@ -6593,23 +6224,37 @@
           </w:sdtPr>
           <w:sdtEndPr/>
           <w:sdtContent>
-            <w:tc>
-              <w:tcPr>
-                <w:tcW w:w="2880" w:type="dxa"/>
-                <w:vAlign w:val="center"/>
-              </w:tcPr>
-              <w:p>
-                <w:pPr>
-                  <w:jc w:val="left"/>
-                </w:pPr>
-                <w:r>
-                  <w:rPr>
-                    <w:color w:val="808080" w:themeColor="background1" w:themeShade="80"/>
-                  </w:rPr>
-                  <w:t>Date</w:t>
-                </w:r>
-              </w:p>
-            </w:tc>
+            <w:sdt>
+              <w:sdtPr>
+                <w:rPr>
+                  <w:color w:val="808080" w:themeColor="background1" w:themeShade="80"/>
+                </w:rPr>
+                <w:id w:val="681863537"/>
+                <w:placeholder>
+                  <w:docPart w:val="D25EDE18B8294D2C8450BE28D9400B7E"/>
+                </w:placeholder>
+              </w:sdtPr>
+              <w:sdtEndPr/>
+              <w:sdtContent>
+                <w:tc>
+                  <w:tcPr>
+                    <w:tcW w:w="2880" w:type="dxa"/>
+                    <w:vAlign w:val="center"/>
+                  </w:tcPr>
+                  <w:p>
+                    <w:pPr>
+                      <w:jc w:val="left"/>
+                    </w:pPr>
+                    <w:r>
+                      <w:rPr>
+                        <w:color w:val="808080" w:themeColor="background1" w:themeShade="80"/>
+                      </w:rPr>
+                      <w:t>String</w:t>
+                    </w:r>
+                  </w:p>
+                </w:tc>
+              </w:sdtContent>
+            </w:sdt>
           </w:sdtContent>
         </w:sdt>
         <w:tc>
@@ -6695,6 +6340,173 @@
           </w:sdtPr>
           <w:sdtEndPr/>
           <w:sdtContent>
+            <w:sdt>
+              <w:sdtPr>
+                <w:rPr>
+                  <w:color w:val="808080" w:themeColor="background1" w:themeShade="80"/>
+                </w:rPr>
+                <w:id w:val="612258301"/>
+                <w:placeholder>
+                  <w:docPart w:val="EA7D98CD9AF74CA2B7FD61F6351C9900"/>
+                </w:placeholder>
+              </w:sdtPr>
+              <w:sdtEndPr/>
+              <w:sdtContent>
+                <w:tc>
+                  <w:tcPr>
+                    <w:tcW w:w="2785" w:type="dxa"/>
+                    <w:vAlign w:val="center"/>
+                  </w:tcPr>
+                  <w:p>
+                    <w:pPr>
+                      <w:jc w:val="left"/>
+                      <w:rPr>
+                        <w:color w:val="808080" w:themeColor="background1" w:themeShade="80"/>
+                      </w:rPr>
+                    </w:pPr>
+                    <w:r>
+                      <w:rPr>
+                        <w:color w:val="808080" w:themeColor="background1" w:themeShade="80"/>
+                      </w:rPr>
+                      <w:t>Datum</w:t>
+                    </w:r>
+                  </w:p>
+                </w:tc>
+              </w:sdtContent>
+            </w:sdt>
+          </w:sdtContent>
+        </w:sdt>
+        <w:sdt>
+          <w:sdtPr>
+            <w:rPr>
+              <w:color w:val="808080" w:themeColor="background1" w:themeShade="80"/>
+            </w:rPr>
+            <w:id w:val="-594707467"/>
+            <w:placeholder>
+              <w:docPart w:val="B665F0BFDDF34E56862587C5213A0DDF"/>
+            </w:placeholder>
+          </w:sdtPr>
+          <w:sdtEndPr/>
+          <w:sdtContent>
+            <w:sdt>
+              <w:sdtPr>
+                <w:rPr>
+                  <w:color w:val="808080" w:themeColor="background1" w:themeShade="80"/>
+                </w:rPr>
+                <w:id w:val="2142459183"/>
+                <w:placeholder>
+                  <w:docPart w:val="1DDB335435A245E582BAE13A5EE47BDC"/>
+                </w:placeholder>
+              </w:sdtPr>
+              <w:sdtEndPr/>
+              <w:sdtContent>
+                <w:tc>
+                  <w:tcPr>
+                    <w:tcW w:w="2880" w:type="dxa"/>
+                    <w:vAlign w:val="center"/>
+                  </w:tcPr>
+                  <w:p>
+                    <w:pPr>
+                      <w:jc w:val="left"/>
+                      <w:rPr>
+                        <w:color w:val="808080" w:themeColor="background1" w:themeShade="80"/>
+                      </w:rPr>
+                    </w:pPr>
+                    <w:r>
+                      <w:rPr>
+                        <w:color w:val="808080" w:themeColor="background1" w:themeShade="80"/>
+                      </w:rPr>
+                      <w:t>Date</w:t>
+                    </w:r>
+                  </w:p>
+                </w:tc>
+              </w:sdtContent>
+            </w:sdt>
+          </w:sdtContent>
+        </w:sdt>
+        <w:tc>
+          <w:tcPr>
+            <w:tcW w:w="3690" w:type="dxa"/>
+            <w:vAlign w:val="center"/>
+          </w:tcPr>
+          <w:p>
+            <w:pPr>
+              <w:jc w:val="left"/>
+            </w:pPr>
+            <w:sdt>
+              <w:sdtPr>
+                <w:id w:val="1799481408"/>
+                <w14:checkbox>
+                  <w14:checked w14:val="0"/>
+                  <w14:checkedState w14:val="2612" w14:font="MS Gothic"/>
+                  <w14:uncheckedState w14:val="2610" w14:font="MS Gothic"/>
+                </w14:checkbox>
+              </w:sdtPr>
+              <w:sdtEndPr/>
+              <w:sdtContent>
+                <w:r>
+                  <w:rPr>
+                    <w:rFonts w:ascii="MS Gothic" w:eastAsia="MS Gothic" w:hAnsi="MS Gothic" w:hint="eastAsia"/>
+                  </w:rPr>
+                  <w:t>☐</w:t>
+                </w:r>
+              </w:sdtContent>
+            </w:sdt>
+            <w:r>
+              <w:t xml:space="preserve"> Atribut je statički</w:t>
+            </w:r>
+          </w:p>
+          <w:p>
+            <w:pPr>
+              <w:jc w:val="left"/>
+            </w:pPr>
+            <w:sdt>
+              <w:sdtPr>
+                <w:id w:val="1014876447"/>
+                <w14:checkbox>
+                  <w14:checked w14:val="0"/>
+                  <w14:checkedState w14:val="2612" w14:font="MS Gothic"/>
+                  <w14:uncheckedState w14:val="2610" w14:font="MS Gothic"/>
+                </w14:checkbox>
+              </w:sdtPr>
+              <w:sdtEndPr/>
+              <w:sdtContent>
+                <w:r>
+                  <w:rPr>
+                    <w:rFonts w:ascii="MS Gothic" w:eastAsia="MS Gothic" w:hAnsi="MS Gothic" w:hint="eastAsia"/>
+                  </w:rPr>
+                  <w:t>☐</w:t>
+                </w:r>
+              </w:sdtContent>
+            </w:sdt>
+            <w:r>
+              <w:t xml:space="preserve"> Atribut je </w:t>
+            </w:r>
+            <w:r>
+              <w:rPr>
+                <w:i/>
+              </w:rPr>
+              <w:t>enumeration</w:t>
+            </w:r>
+          </w:p>
+        </w:tc>
+      </w:tr>
+      <w:tr>
+        <w:trPr>
+          <w:trHeight w:val="620"/>
+        </w:trPr>
+        <w:sdt>
+          <w:sdtPr>
+            <w:rPr>
+              <w:color w:val="808080" w:themeColor="background1" w:themeShade="80"/>
+            </w:rPr>
+            <w:id w:val="2007634967"/>
+            <w:placeholder>
+              <w:docPart w:val="8C6C10E6785C47F0B38F69540E85CCD1"/>
+            </w:placeholder>
+          </w:sdtPr>
+          <w:sdtEndPr/>
+          <w:sdtContent>
             <w:tc>
               <w:tcPr>
                 <w:tcW w:w="2785" w:type="dxa"/>
@@ -6722,9 +6534,9 @@
             <w:rPr>
               <w:color w:val="808080" w:themeColor="background1" w:themeShade="80"/>
             </w:rPr>
-            <w:id w:val="-594707467"/>
+            <w:id w:val="563764079"/>
             <w:placeholder>
-              <w:docPart w:val="B665F0BFDDF34E56862587C5213A0DDF"/>
+              <w:docPart w:val="326AB1BB5AAD4608BB8A5967C083C3CA"/>
             </w:placeholder>
           </w:sdtPr>
           <w:sdtEndPr/>
@@ -6762,7 +6574,7 @@
             </w:pPr>
             <w:sdt>
               <w:sdtPr>
-                <w:id w:val="-1917936845"/>
+                <w:id w:val="-1272542265"/>
                 <w14:checkbox>
                   <w14:checked w14:val="0"/>
                   <w14:checkedState w14:val="2612" w14:font="MS Gothic"/>
@@ -6789,7 +6601,7 @@
             </w:pPr>
             <w:sdt>
               <w:sdtPr>
-                <w:id w:val="1276830225"/>
+                <w:id w:val="-1528626113"/>
                 <w14:checkbox>
                   <w14:checked w14:val="1"/>
                   <w14:checkedState w14:val="2612" w14:font="MS Gothic"/>
@@ -6803,6 +6615,992 @@
                     <w:rFonts w:ascii="MS Gothic" w:eastAsia="MS Gothic" w:hAnsi="MS Gothic" w:hint="eastAsia"/>
                   </w:rPr>
                   <w:t>☒</w:t>
+                </w:r>
+              </w:sdtContent>
+            </w:sdt>
+            <w:r>
+              <w:t xml:space="preserve"> Atribut je </w:t>
+            </w:r>
+            <w:r>
+              <w:rPr>
+                <w:i/>
+              </w:rPr>
+              <w:t>enumeration</w:t>
+            </w:r>
+          </w:p>
+        </w:tc>
+      </w:tr>
+    </w:tbl>
+    <w:p/>
+    <w:p/>
+    <w:p/>
+    <w:p/>
+    <w:p/>
+    <w:p/>
+    <w:p/>
+    <w:p/>
+    <w:p/>
+    <w:p>
+      <w:r>
+        <w:rPr>
+          <w:b/>
+        </w:rPr>
+        <w:t>Naziv klase:</w:t>
+      </w:r>
+      <w:r>
+        <w:t xml:space="preserve"> </w:t>
+      </w:r>
+      <w:sdt>
+        <w:sdtPr>
+          <w:id w:val="1904024110"/>
+          <w:placeholder>
+            <w:docPart w:val="0EA144E22C5549AA81C91908B9B3B714"/>
+          </w:placeholder>
+        </w:sdtPr>
+        <w:sdtEndPr/>
+        <w:sdtContent>
+          <w:r>
+            <w:t>Restoran</w:t>
+          </w:r>
+        </w:sdtContent>
+      </w:sdt>
+    </w:p>
+    <w:p/>
+    <w:p>
+      <w:pPr>
+        <w:rPr>
+          <w:b/>
+        </w:rPr>
+      </w:pPr>
+      <w:r>
+        <w:rPr>
+          <w:b/>
+        </w:rPr>
+        <w:t>Funkcionalni zahtjevi u kojima klasa učestvuje:</w:t>
+      </w:r>
+    </w:p>
+    <w:p/>
+    <w:sdt>
+      <w:sdtPr>
+        <w:rPr>
+          <w:color w:val="808080" w:themeColor="background1" w:themeShade="80"/>
+        </w:rPr>
+        <w:id w:val="-1538271187"/>
+        <w15:repeatingSection/>
+      </w:sdtPr>
+      <w:sdtEndPr/>
+      <w:sdtContent>
+        <w:sdt>
+          <w:sdtPr>
+            <w:rPr>
+              <w:color w:val="808080" w:themeColor="background1" w:themeShade="80"/>
+            </w:rPr>
+            <w:id w:val="-1431352027"/>
+            <w:placeholder>
+              <w:docPart w:val="FC146EF9239846CA94C76FB46E162838"/>
+            </w:placeholder>
+            <w15:repeatingSectionItem/>
+          </w:sdtPr>
+          <w:sdtEndPr/>
+          <w:sdtContent>
+            <w:sdt>
+              <w:sdtPr>
+                <w:rPr>
+                  <w:color w:val="808080" w:themeColor="background1" w:themeShade="80"/>
+                </w:rPr>
+                <w:id w:val="-725304887"/>
+                <w:placeholder>
+                  <w:docPart w:val="0EA144E22C5549AA81C91908B9B3B714"/>
+                </w:placeholder>
+              </w:sdtPr>
+              <w:sdtEndPr/>
+              <w:sdtContent>
+                <w:p>
+                  <w:pPr>
+                    <w:rPr>
+                      <w:color w:val="808080" w:themeColor="background1" w:themeShade="80"/>
+                    </w:rPr>
+                  </w:pPr>
+                  <w:r>
+                    <w:rPr>
+                      <w:color w:val="808080" w:themeColor="background1" w:themeShade="80"/>
+                    </w:rPr>
+                    <w:t xml:space="preserve">(FZ br. </w:t>
+                  </w:r>
+                  <w:r>
+                    <w:rPr>
+                      <w:color w:val="808080" w:themeColor="background1" w:themeShade="80"/>
+                    </w:rPr>
+                    <w:t>01</w:t>
+                  </w:r>
+                  <w:r>
+                    <w:rPr>
+                      <w:color w:val="808080" w:themeColor="background1" w:themeShade="80"/>
+                    </w:rPr>
+                    <w:t>:</w:t>
+                  </w:r>
+                  <w:r>
+                    <w:rPr>
+                      <w:color w:val="808080" w:themeColor="background1" w:themeShade="80"/>
+                    </w:rPr>
+                    <w:t>Pregled ponude</w:t>
+                  </w:r>
+                  <w:r>
+                    <w:rPr>
+                      <w:color w:val="808080" w:themeColor="background1" w:themeShade="80"/>
+                    </w:rPr>
+                    <w:t>)</w:t>
+                  </w:r>
+                </w:p>
+              </w:sdtContent>
+            </w:sdt>
+          </w:sdtContent>
+        </w:sdt>
+      </w:sdtContent>
+    </w:sdt>
+    <w:p/>
+    <w:p>
+      <w:pPr>
+        <w:rPr>
+          <w:b/>
+        </w:rPr>
+      </w:pPr>
+      <w:r>
+        <w:rPr>
+          <w:b/>
+        </w:rPr>
+        <w:t>Atributi koje klasa posjeduje:</w:t>
+      </w:r>
+    </w:p>
+    <w:p/>
+    <w:tbl>
+      <w:tblPr>
+        <w:tblStyle w:val="TableGrid"/>
+        <w:tblW w:w="9355" w:type="dxa"/>
+        <w:tblLook w:val="04A0" w:firstRow="1" w:lastRow="0" w:firstColumn="1" w:lastColumn="0" w:noHBand="0" w:noVBand="1"/>
+      </w:tblPr>
+      <w:tblGrid>
+        <w:gridCol w:w="2785"/>
+        <w:gridCol w:w="2880"/>
+        <w:gridCol w:w="3690"/>
+      </w:tblGrid>
+      <w:tr>
+        <w:trPr>
+          <w:trHeight w:val="485"/>
+        </w:trPr>
+        <w:tc>
+          <w:tcPr>
+            <w:tcW w:w="2785" w:type="dxa"/>
+            <w:shd w:val="clear" w:color="auto" w:fill="BDD6EE" w:themeFill="accent1" w:themeFillTint="66"/>
+            <w:vAlign w:val="center"/>
+          </w:tcPr>
+          <w:p>
+            <w:pPr>
+              <w:jc w:val="center"/>
+              <w:rPr>
+                <w:b/>
+              </w:rPr>
+            </w:pPr>
+            <w:r>
+              <w:rPr>
+                <w:b/>
+              </w:rPr>
+              <w:t>Naziv atributa</w:t>
+            </w:r>
+          </w:p>
+        </w:tc>
+        <w:tc>
+          <w:tcPr>
+            <w:tcW w:w="2880" w:type="dxa"/>
+            <w:shd w:val="clear" w:color="auto" w:fill="BDD6EE" w:themeFill="accent1" w:themeFillTint="66"/>
+            <w:vAlign w:val="center"/>
+          </w:tcPr>
+          <w:p>
+            <w:pPr>
+              <w:jc w:val="center"/>
+              <w:rPr>
+                <w:b/>
+              </w:rPr>
+            </w:pPr>
+            <w:r>
+              <w:rPr>
+                <w:b/>
+              </w:rPr>
+              <w:t>Tip varijable</w:t>
+            </w:r>
+          </w:p>
+        </w:tc>
+        <w:tc>
+          <w:tcPr>
+            <w:tcW w:w="3690" w:type="dxa"/>
+            <w:shd w:val="clear" w:color="auto" w:fill="BDD6EE" w:themeFill="accent1" w:themeFillTint="66"/>
+            <w:vAlign w:val="center"/>
+          </w:tcPr>
+          <w:p>
+            <w:pPr>
+              <w:jc w:val="center"/>
+              <w:rPr>
+                <w:b/>
+              </w:rPr>
+            </w:pPr>
+            <w:r>
+              <w:rPr>
+                <w:b/>
+              </w:rPr>
+              <w:t>Dodatne napomene</w:t>
+            </w:r>
+          </w:p>
+        </w:tc>
+      </w:tr>
+      <w:tr>
+        <w:trPr>
+          <w:trHeight w:val="656"/>
+        </w:trPr>
+        <w:sdt>
+          <w:sdtPr>
+            <w:rPr>
+              <w:color w:val="808080" w:themeColor="background1" w:themeShade="80"/>
+            </w:rPr>
+            <w:id w:val="-1071729637"/>
+            <w:placeholder>
+              <w:docPart w:val="0EA144E22C5549AA81C91908B9B3B714"/>
+            </w:placeholder>
+          </w:sdtPr>
+          <w:sdtEndPr/>
+          <w:sdtContent>
+            <w:tc>
+              <w:tcPr>
+                <w:tcW w:w="2785" w:type="dxa"/>
+                <w:vAlign w:val="center"/>
+              </w:tcPr>
+              <w:p>
+                <w:pPr>
+                  <w:jc w:val="left"/>
+                  <w:rPr>
+                    <w:color w:val="808080" w:themeColor="background1" w:themeShade="80"/>
+                  </w:rPr>
+                </w:pPr>
+                <w:r>
+                  <w:rPr>
+                    <w:color w:val="808080" w:themeColor="background1" w:themeShade="80"/>
+                  </w:rPr>
+                  <w:t>ID</w:t>
+                </w:r>
+              </w:p>
+            </w:tc>
+          </w:sdtContent>
+        </w:sdt>
+        <w:sdt>
+          <w:sdtPr>
+            <w:id w:val="-415396982"/>
+            <w:placeholder>
+              <w:docPart w:val="0EA144E22C5549AA81C91908B9B3B714"/>
+            </w:placeholder>
+          </w:sdtPr>
+          <w:sdtEndPr/>
+          <w:sdtContent>
+            <w:tc>
+              <w:tcPr>
+                <w:tcW w:w="2880" w:type="dxa"/>
+                <w:vAlign w:val="center"/>
+              </w:tcPr>
+              <w:p>
+                <w:pPr>
+                  <w:jc w:val="left"/>
+                </w:pPr>
+                <w:r>
+                  <w:t>int</w:t>
+                </w:r>
+              </w:p>
+            </w:tc>
+          </w:sdtContent>
+        </w:sdt>
+        <w:tc>
+          <w:tcPr>
+            <w:tcW w:w="3690" w:type="dxa"/>
+            <w:vAlign w:val="center"/>
+          </w:tcPr>
+          <w:p>
+            <w:pPr>
+              <w:jc w:val="left"/>
+            </w:pPr>
+            <w:sdt>
+              <w:sdtPr>
+                <w:id w:val="-2135707594"/>
+                <w14:checkbox>
+                  <w14:checked w14:val="0"/>
+                  <w14:checkedState w14:val="2612" w14:font="MS Gothic"/>
+                  <w14:uncheckedState w14:val="2610" w14:font="MS Gothic"/>
+                </w14:checkbox>
+              </w:sdtPr>
+              <w:sdtEndPr/>
+              <w:sdtContent>
+                <w:r>
+                  <w:rPr>
+                    <w:rFonts w:ascii="MS Gothic" w:eastAsia="MS Gothic" w:hAnsi="MS Gothic" w:hint="eastAsia"/>
+                  </w:rPr>
+                  <w:t>☐</w:t>
+                </w:r>
+              </w:sdtContent>
+            </w:sdt>
+            <w:r>
+              <w:t xml:space="preserve"> Atribut je statički</w:t>
+            </w:r>
+          </w:p>
+          <w:p>
+            <w:pPr>
+              <w:jc w:val="left"/>
+            </w:pPr>
+            <w:sdt>
+              <w:sdtPr>
+                <w:id w:val="1540472539"/>
+                <w14:checkbox>
+                  <w14:checked w14:val="0"/>
+                  <w14:checkedState w14:val="2612" w14:font="MS Gothic"/>
+                  <w14:uncheckedState w14:val="2610" w14:font="MS Gothic"/>
+                </w14:checkbox>
+              </w:sdtPr>
+              <w:sdtEndPr/>
+              <w:sdtContent>
+                <w:r>
+                  <w:rPr>
+                    <w:rFonts w:ascii="MS Gothic" w:eastAsia="MS Gothic" w:hAnsi="MS Gothic" w:hint="eastAsia"/>
+                  </w:rPr>
+                  <w:t>☐</w:t>
+                </w:r>
+              </w:sdtContent>
+            </w:sdt>
+            <w:r>
+              <w:t xml:space="preserve"> Atribut je </w:t>
+            </w:r>
+            <w:r>
+              <w:rPr>
+                <w:i/>
+              </w:rPr>
+              <w:t>enumeration</w:t>
+            </w:r>
+          </w:p>
+        </w:tc>
+      </w:tr>
+      <w:tr>
+        <w:trPr>
+          <w:trHeight w:val="620"/>
+        </w:trPr>
+        <w:tc>
+          <w:tcPr>
+            <w:tcW w:w="2785" w:type="dxa"/>
+            <w:vAlign w:val="center"/>
+          </w:tcPr>
+          <w:p>
+            <w:pPr>
+              <w:jc w:val="left"/>
+              <w:rPr>
+                <w:color w:val="808080" w:themeColor="background1" w:themeShade="80"/>
+              </w:rPr>
+            </w:pPr>
+            <w:r>
+              <w:rPr>
+                <w:color w:val="808080" w:themeColor="background1" w:themeShade="80"/>
+              </w:rPr>
+              <w:t>Naziv</w:t>
+            </w:r>
+          </w:p>
+        </w:tc>
+        <w:sdt>
+          <w:sdtPr>
+            <w:rPr>
+              <w:color w:val="808080" w:themeColor="background1" w:themeShade="80"/>
+            </w:rPr>
+            <w:id w:val="1284535720"/>
+            <w:placeholder>
+              <w:docPart w:val="CDB36F3EF619490481E05C15F2BB5A4C"/>
+            </w:placeholder>
+          </w:sdtPr>
+          <w:sdtEndPr/>
+          <w:sdtContent>
+            <w:sdt>
+              <w:sdtPr>
+                <w:rPr>
+                  <w:color w:val="808080" w:themeColor="background1" w:themeShade="80"/>
+                </w:rPr>
+                <w:id w:val="-42991794"/>
+                <w:placeholder>
+                  <w:docPart w:val="535D7AD351CD4F4D8D232F94BD5BA37C"/>
+                </w:placeholder>
+              </w:sdtPr>
+              <w:sdtEndPr/>
+              <w:sdtContent>
+                <w:tc>
+                  <w:tcPr>
+                    <w:tcW w:w="2880" w:type="dxa"/>
+                    <w:vAlign w:val="center"/>
+                  </w:tcPr>
+                  <w:p>
+                    <w:pPr>
+                      <w:jc w:val="left"/>
+                    </w:pPr>
+                    <w:r>
+                      <w:rPr>
+                        <w:color w:val="808080" w:themeColor="background1" w:themeShade="80"/>
+                      </w:rPr>
+                      <w:t>String</w:t>
+                    </w:r>
+                  </w:p>
+                </w:tc>
+              </w:sdtContent>
+            </w:sdt>
+          </w:sdtContent>
+        </w:sdt>
+        <w:tc>
+          <w:tcPr>
+            <w:tcW w:w="3690" w:type="dxa"/>
+            <w:vAlign w:val="center"/>
+          </w:tcPr>
+          <w:p>
+            <w:pPr>
+              <w:jc w:val="left"/>
+            </w:pPr>
+            <w:sdt>
+              <w:sdtPr>
+                <w:id w:val="393096462"/>
+                <w14:checkbox>
+                  <w14:checked w14:val="0"/>
+                  <w14:checkedState w14:val="2612" w14:font="MS Gothic"/>
+                  <w14:uncheckedState w14:val="2610" w14:font="MS Gothic"/>
+                </w14:checkbox>
+              </w:sdtPr>
+              <w:sdtEndPr/>
+              <w:sdtContent>
+                <w:r>
+                  <w:rPr>
+                    <w:rFonts w:ascii="MS Gothic" w:eastAsia="MS Gothic" w:hAnsi="MS Gothic" w:hint="eastAsia"/>
+                  </w:rPr>
+                  <w:t>☐</w:t>
+                </w:r>
+              </w:sdtContent>
+            </w:sdt>
+            <w:r>
+              <w:t xml:space="preserve"> Atribut je statički</w:t>
+            </w:r>
+          </w:p>
+          <w:p>
+            <w:pPr>
+              <w:jc w:val="left"/>
+            </w:pPr>
+            <w:sdt>
+              <w:sdtPr>
+                <w:id w:val="-819502909"/>
+                <w14:checkbox>
+                  <w14:checked w14:val="0"/>
+                  <w14:checkedState w14:val="2612" w14:font="MS Gothic"/>
+                  <w14:uncheckedState w14:val="2610" w14:font="MS Gothic"/>
+                </w14:checkbox>
+              </w:sdtPr>
+              <w:sdtEndPr/>
+              <w:sdtContent>
+                <w:r>
+                  <w:rPr>
+                    <w:rFonts w:ascii="MS Gothic" w:eastAsia="MS Gothic" w:hAnsi="MS Gothic" w:hint="eastAsia"/>
+                  </w:rPr>
+                  <w:t>☐</w:t>
+                </w:r>
+              </w:sdtContent>
+            </w:sdt>
+            <w:r>
+              <w:t xml:space="preserve"> Atribut je </w:t>
+            </w:r>
+            <w:r>
+              <w:rPr>
+                <w:i/>
+              </w:rPr>
+              <w:t>enumeration</w:t>
+            </w:r>
+          </w:p>
+        </w:tc>
+      </w:tr>
+      <w:tr>
+        <w:trPr>
+          <w:trHeight w:val="620"/>
+        </w:trPr>
+        <w:sdt>
+          <w:sdtPr>
+            <w:rPr>
+              <w:color w:val="808080" w:themeColor="background1" w:themeShade="80"/>
+            </w:rPr>
+            <w:id w:val="1649784905"/>
+            <w:placeholder>
+              <w:docPart w:val="802E390448F34D79A30D9DDD75210442"/>
+            </w:placeholder>
+          </w:sdtPr>
+          <w:sdtEndPr/>
+          <w:sdtContent>
+            <w:sdt>
+              <w:sdtPr>
+                <w:rPr>
+                  <w:color w:val="808080" w:themeColor="background1" w:themeShade="80"/>
+                </w:rPr>
+                <w:id w:val="901410345"/>
+                <w:placeholder>
+                  <w:docPart w:val="EE02A67450B74645A8E61F667D98B4BD"/>
+                </w:placeholder>
+              </w:sdtPr>
+              <w:sdtEndPr/>
+              <w:sdtContent>
+                <w:tc>
+                  <w:tcPr>
+                    <w:tcW w:w="2785" w:type="dxa"/>
+                    <w:vAlign w:val="center"/>
+                  </w:tcPr>
+                  <w:p>
+                    <w:pPr>
+                      <w:jc w:val="left"/>
+                      <w:rPr>
+                        <w:color w:val="808080" w:themeColor="background1" w:themeShade="80"/>
+                      </w:rPr>
+                    </w:pPr>
+                    <w:r>
+                      <w:rPr>
+                        <w:color w:val="808080" w:themeColor="background1" w:themeShade="80"/>
+                      </w:rPr>
+                      <w:t>Adresa</w:t>
+                    </w:r>
+                  </w:p>
+                </w:tc>
+              </w:sdtContent>
+            </w:sdt>
+          </w:sdtContent>
+        </w:sdt>
+        <w:sdt>
+          <w:sdtPr>
+            <w:rPr>
+              <w:color w:val="808080" w:themeColor="background1" w:themeShade="80"/>
+            </w:rPr>
+            <w:id w:val="2036538825"/>
+            <w:placeholder>
+              <w:docPart w:val="F39D9150721C4AED9D3A3B6977293194"/>
+            </w:placeholder>
+          </w:sdtPr>
+          <w:sdtEndPr/>
+          <w:sdtContent>
+            <w:sdt>
+              <w:sdtPr>
+                <w:rPr>
+                  <w:color w:val="808080" w:themeColor="background1" w:themeShade="80"/>
+                </w:rPr>
+                <w:id w:val="-476993155"/>
+                <w:placeholder>
+                  <w:docPart w:val="2D507046EDFD4009B6052D9162A6DCF8"/>
+                </w:placeholder>
+              </w:sdtPr>
+              <w:sdtEndPr/>
+              <w:sdtContent>
+                <w:tc>
+                  <w:tcPr>
+                    <w:tcW w:w="2880" w:type="dxa"/>
+                    <w:vAlign w:val="center"/>
+                  </w:tcPr>
+                  <w:p>
+                    <w:pPr>
+                      <w:jc w:val="left"/>
+                    </w:pPr>
+                    <w:r>
+                      <w:rPr>
+                        <w:color w:val="808080" w:themeColor="background1" w:themeShade="80"/>
+                      </w:rPr>
+                      <w:t>String</w:t>
+                    </w:r>
+                  </w:p>
+                </w:tc>
+              </w:sdtContent>
+            </w:sdt>
+          </w:sdtContent>
+        </w:sdt>
+        <w:tc>
+          <w:tcPr>
+            <w:tcW w:w="3690" w:type="dxa"/>
+            <w:vAlign w:val="center"/>
+          </w:tcPr>
+          <w:p>
+            <w:pPr>
+              <w:jc w:val="left"/>
+            </w:pPr>
+            <w:sdt>
+              <w:sdtPr>
+                <w:id w:val="1922374487"/>
+                <w14:checkbox>
+                  <w14:checked w14:val="0"/>
+                  <w14:checkedState w14:val="2612" w14:font="MS Gothic"/>
+                  <w14:uncheckedState w14:val="2610" w14:font="MS Gothic"/>
+                </w14:checkbox>
+              </w:sdtPr>
+              <w:sdtEndPr/>
+              <w:sdtContent>
+                <w:r>
+                  <w:rPr>
+                    <w:rFonts w:ascii="MS Gothic" w:eastAsia="MS Gothic" w:hAnsi="MS Gothic" w:hint="eastAsia"/>
+                  </w:rPr>
+                  <w:t>☐</w:t>
+                </w:r>
+              </w:sdtContent>
+            </w:sdt>
+            <w:r>
+              <w:t xml:space="preserve"> Atribut je statički</w:t>
+            </w:r>
+          </w:p>
+          <w:p>
+            <w:pPr>
+              <w:jc w:val="left"/>
+            </w:pPr>
+            <w:sdt>
+              <w:sdtPr>
+                <w:id w:val="545195261"/>
+                <w14:checkbox>
+                  <w14:checked w14:val="0"/>
+                  <w14:checkedState w14:val="2612" w14:font="MS Gothic"/>
+                  <w14:uncheckedState w14:val="2610" w14:font="MS Gothic"/>
+                </w14:checkbox>
+              </w:sdtPr>
+              <w:sdtEndPr/>
+              <w:sdtContent>
+                <w:r>
+                  <w:rPr>
+                    <w:rFonts w:ascii="MS Gothic" w:eastAsia="MS Gothic" w:hAnsi="MS Gothic" w:hint="eastAsia"/>
+                  </w:rPr>
+                  <w:t>☐</w:t>
+                </w:r>
+              </w:sdtContent>
+            </w:sdt>
+            <w:r>
+              <w:t xml:space="preserve"> Atribut je </w:t>
+            </w:r>
+            <w:r>
+              <w:rPr>
+                <w:i/>
+              </w:rPr>
+              <w:t>enumeration</w:t>
+            </w:r>
+          </w:p>
+        </w:tc>
+      </w:tr>
+      <w:tr>
+        <w:trPr>
+          <w:trHeight w:val="620"/>
+        </w:trPr>
+        <w:sdt>
+          <w:sdtPr>
+            <w:rPr>
+              <w:color w:val="808080" w:themeColor="background1" w:themeShade="80"/>
+            </w:rPr>
+            <w:id w:val="-1297140383"/>
+            <w:placeholder>
+              <w:docPart w:val="000561A720BD4A9EB5775C37326B4C26"/>
+            </w:placeholder>
+          </w:sdtPr>
+          <w:sdtEndPr/>
+          <w:sdtContent>
+            <w:sdt>
+              <w:sdtPr>
+                <w:rPr>
+                  <w:color w:val="808080" w:themeColor="background1" w:themeShade="80"/>
+                </w:rPr>
+                <w:id w:val="304434998"/>
+                <w:placeholder>
+                  <w:docPart w:val="707593DE2C204081A600F5050321388B"/>
+                </w:placeholder>
+              </w:sdtPr>
+              <w:sdtEndPr/>
+              <w:sdtContent>
+                <w:tc>
+                  <w:tcPr>
+                    <w:tcW w:w="2785" w:type="dxa"/>
+                    <w:vAlign w:val="center"/>
+                  </w:tcPr>
+                  <w:p>
+                    <w:pPr>
+                      <w:jc w:val="left"/>
+                      <w:rPr>
+                        <w:color w:val="808080" w:themeColor="background1" w:themeShade="80"/>
+                      </w:rPr>
+                    </w:pPr>
+                    <w:r>
+                      <w:rPr>
+                        <w:color w:val="808080" w:themeColor="background1" w:themeShade="80"/>
+                      </w:rPr>
+                      <w:t>Telefon</w:t>
+                    </w:r>
+                  </w:p>
+                </w:tc>
+              </w:sdtContent>
+            </w:sdt>
+          </w:sdtContent>
+        </w:sdt>
+        <w:sdt>
+          <w:sdtPr>
+            <w:rPr>
+              <w:color w:val="808080" w:themeColor="background1" w:themeShade="80"/>
+            </w:rPr>
+            <w:id w:val="478039577"/>
+            <w:placeholder>
+              <w:docPart w:val="2B7790C80C414F93A044ECF5D977889F"/>
+            </w:placeholder>
+          </w:sdtPr>
+          <w:sdtEndPr/>
+          <w:sdtContent>
+            <w:sdt>
+              <w:sdtPr>
+                <w:rPr>
+                  <w:color w:val="808080" w:themeColor="background1" w:themeShade="80"/>
+                </w:rPr>
+                <w:id w:val="2026591842"/>
+                <w:placeholder>
+                  <w:docPart w:val="4BE8C842ACBA4A04B1B98FDCCAE425DD"/>
+                </w:placeholder>
+              </w:sdtPr>
+              <w:sdtEndPr/>
+              <w:sdtContent>
+                <w:sdt>
+                  <w:sdtPr>
+                    <w:rPr>
+                      <w:color w:val="808080" w:themeColor="background1" w:themeShade="80"/>
+                    </w:rPr>
+                    <w:id w:val="1388837247"/>
+                    <w:placeholder>
+                      <w:docPart w:val="C2E5E0C70B9B4B9A8759BE549A6ADC37"/>
+                    </w:placeholder>
+                  </w:sdtPr>
+                  <w:sdtEndPr/>
+                  <w:sdtContent>
+                    <w:tc>
+                      <w:tcPr>
+                        <w:tcW w:w="2880" w:type="dxa"/>
+                        <w:vAlign w:val="center"/>
+                      </w:tcPr>
+                      <w:p>
+                        <w:pPr>
+                          <w:jc w:val="left"/>
+                          <w:rPr>
+                            <w:color w:val="808080" w:themeColor="background1" w:themeShade="80"/>
+                          </w:rPr>
+                        </w:pPr>
+                        <w:r>
+                          <w:rPr>
+                            <w:color w:val="808080" w:themeColor="background1" w:themeShade="80"/>
+                          </w:rPr>
+                          <w:t>String</w:t>
+                        </w:r>
+                      </w:p>
+                    </w:tc>
+                  </w:sdtContent>
+                </w:sdt>
+              </w:sdtContent>
+            </w:sdt>
+          </w:sdtContent>
+        </w:sdt>
+        <w:tc>
+          <w:tcPr>
+            <w:tcW w:w="3690" w:type="dxa"/>
+            <w:vAlign w:val="center"/>
+          </w:tcPr>
+          <w:p>
+            <w:pPr>
+              <w:jc w:val="left"/>
+            </w:pPr>
+            <w:sdt>
+              <w:sdtPr>
+                <w:id w:val="1223570654"/>
+                <w14:checkbox>
+                  <w14:checked w14:val="0"/>
+                  <w14:checkedState w14:val="2612" w14:font="MS Gothic"/>
+                  <w14:uncheckedState w14:val="2610" w14:font="MS Gothic"/>
+                </w14:checkbox>
+              </w:sdtPr>
+              <w:sdtEndPr/>
+              <w:sdtContent>
+                <w:r>
+                  <w:rPr>
+                    <w:rFonts w:ascii="MS Gothic" w:eastAsia="MS Gothic" w:hAnsi="MS Gothic" w:hint="eastAsia"/>
+                  </w:rPr>
+                  <w:t>☐</w:t>
+                </w:r>
+              </w:sdtContent>
+            </w:sdt>
+            <w:r>
+              <w:t xml:space="preserve"> Atribut je statički</w:t>
+            </w:r>
+          </w:p>
+          <w:p>
+            <w:pPr>
+              <w:jc w:val="left"/>
+            </w:pPr>
+            <w:sdt>
+              <w:sdtPr>
+                <w:id w:val="2070381174"/>
+                <w14:checkbox>
+                  <w14:checked w14:val="0"/>
+                  <w14:checkedState w14:val="2612" w14:font="MS Gothic"/>
+                  <w14:uncheckedState w14:val="2610" w14:font="MS Gothic"/>
+                </w14:checkbox>
+              </w:sdtPr>
+              <w:sdtEndPr/>
+              <w:sdtContent>
+                <w:r>
+                  <w:rPr>
+                    <w:rFonts w:ascii="MS Gothic" w:eastAsia="MS Gothic" w:hAnsi="MS Gothic" w:hint="eastAsia"/>
+                  </w:rPr>
+                  <w:t>☐</w:t>
+                </w:r>
+              </w:sdtContent>
+            </w:sdt>
+            <w:r>
+              <w:t xml:space="preserve"> Atribut je </w:t>
+            </w:r>
+            <w:r>
+              <w:rPr>
+                <w:i/>
+              </w:rPr>
+              <w:t>enumeration</w:t>
+            </w:r>
+          </w:p>
+        </w:tc>
+      </w:tr>
+      <w:tr>
+        <w:trPr>
+          <w:trHeight w:val="620"/>
+        </w:trPr>
+        <w:sdt>
+          <w:sdtPr>
+            <w:rPr>
+              <w:color w:val="808080" w:themeColor="background1" w:themeShade="80"/>
+            </w:rPr>
+            <w:id w:val="991374277"/>
+            <w:placeholder>
+              <w:docPart w:val="BB0C530B4F834CD7BF42E4BE492FD777"/>
+            </w:placeholder>
+          </w:sdtPr>
+          <w:sdtEndPr/>
+          <w:sdtContent>
+            <w:tc>
+              <w:tcPr>
+                <w:tcW w:w="2785" w:type="dxa"/>
+                <w:vAlign w:val="center"/>
+              </w:tcPr>
+              <w:p>
+                <w:pPr>
+                  <w:jc w:val="left"/>
+                  <w:rPr>
+                    <w:color w:val="808080" w:themeColor="background1" w:themeShade="80"/>
+                  </w:rPr>
+                </w:pPr>
+                <w:r>
+                  <w:rPr>
+                    <w:color w:val="808080" w:themeColor="background1" w:themeShade="80"/>
+                  </w:rPr>
+                  <w:t>Email</w:t>
+                </w:r>
+              </w:p>
+            </w:tc>
+          </w:sdtContent>
+        </w:sdt>
+        <w:sdt>
+          <w:sdtPr>
+            <w:rPr>
+              <w:color w:val="808080" w:themeColor="background1" w:themeShade="80"/>
+            </w:rPr>
+            <w:id w:val="-2051998052"/>
+            <w:placeholder>
+              <w:docPart w:val="92F6B74CF69E4AF994D1F1A203D82F0C"/>
+            </w:placeholder>
+          </w:sdtPr>
+          <w:sdtEndPr/>
+          <w:sdtContent>
+            <w:sdt>
+              <w:sdtPr>
+                <w:rPr>
+                  <w:color w:val="808080" w:themeColor="background1" w:themeShade="80"/>
+                </w:rPr>
+                <w:id w:val="921764545"/>
+                <w:placeholder>
+                  <w:docPart w:val="1E34B0D1DE5040BEBEA128032F6E532B"/>
+                </w:placeholder>
+              </w:sdtPr>
+              <w:sdtEndPr/>
+              <w:sdtContent>
+                <w:tc>
+                  <w:tcPr>
+                    <w:tcW w:w="2880" w:type="dxa"/>
+                    <w:vAlign w:val="center"/>
+                  </w:tcPr>
+                  <w:p>
+                    <w:pPr>
+                      <w:jc w:val="left"/>
+                      <w:rPr>
+                        <w:color w:val="808080" w:themeColor="background1" w:themeShade="80"/>
+                      </w:rPr>
+                    </w:pPr>
+                    <w:r>
+                      <w:rPr>
+                        <w:color w:val="808080" w:themeColor="background1" w:themeShade="80"/>
+                      </w:rPr>
+                      <w:t>String</w:t>
+                    </w:r>
+                  </w:p>
+                </w:tc>
+              </w:sdtContent>
+            </w:sdt>
+          </w:sdtContent>
+        </w:sdt>
+        <w:tc>
+          <w:tcPr>
+            <w:tcW w:w="3690" w:type="dxa"/>
+            <w:vAlign w:val="center"/>
+          </w:tcPr>
+          <w:p>
+            <w:pPr>
+              <w:jc w:val="left"/>
+            </w:pPr>
+            <w:sdt>
+              <w:sdtPr>
+                <w:id w:val="392861528"/>
+                <w14:checkbox>
+                  <w14:checked w14:val="0"/>
+                  <w14:checkedState w14:val="2612" w14:font="MS Gothic"/>
+                  <w14:uncheckedState w14:val="2610" w14:font="MS Gothic"/>
+                </w14:checkbox>
+              </w:sdtPr>
+              <w:sdtEndPr/>
+              <w:sdtContent>
+                <w:r>
+                  <w:rPr>
+                    <w:rFonts w:ascii="MS Gothic" w:eastAsia="MS Gothic" w:hAnsi="MS Gothic" w:hint="eastAsia"/>
+                  </w:rPr>
+                  <w:t>☐</w:t>
+                </w:r>
+              </w:sdtContent>
+            </w:sdt>
+            <w:r>
+              <w:t xml:space="preserve"> Atribut je statički</w:t>
+            </w:r>
+          </w:p>
+          <w:p>
+            <w:pPr>
+              <w:jc w:val="left"/>
+            </w:pPr>
+            <w:sdt>
+              <w:sdtPr>
+                <w:id w:val="1881659700"/>
+                <w14:checkbox>
+                  <w14:checked w14:val="0"/>
+                  <w14:checkedState w14:val="2612" w14:font="MS Gothic"/>
+                  <w14:uncheckedState w14:val="2610" w14:font="MS Gothic"/>
+                </w14:checkbox>
+              </w:sdtPr>
+              <w:sdtEndPr/>
+              <w:sdtContent>
+                <w:r>
+                  <w:rPr>
+                    <w:rFonts w:ascii="MS Gothic" w:eastAsia="MS Gothic" w:hAnsi="MS Gothic" w:hint="eastAsia"/>
+                  </w:rPr>
+                  <w:t>☐</w:t>
                 </w:r>
               </w:sdtContent>
             </w:sdt>
@@ -8844,325 +9642,6 @@
     </w:docPart>
     <w:docPart>
       <w:docPartPr>
-        <w:name w:val="A8A89F2BAA204584B988006F9AA8783A"/>
-        <w:category>
-          <w:name w:val="General"/>
-          <w:gallery w:val="placeholder"/>
-        </w:category>
-        <w:types>
-          <w:type w:val="bbPlcHdr"/>
-        </w:types>
-        <w:behaviors>
-          <w:behavior w:val="content"/>
-        </w:behaviors>
-        <w:guid w:val="{6BC320A8-4148-4FCF-9CFE-E74AE27C7D06}"/>
-      </w:docPartPr>
-      <w:docPartBody>
-        <w:p>
-          <w:pPr>
-            <w:pStyle w:val="A8A89F2BAA204584B988006F9AA8783A"/>
-          </w:pPr>
-          <w:r>
-            <w:rPr>
-              <w:rStyle w:val="PlaceholderText"/>
-            </w:rPr>
-            <w:t>Click or tap here to enter text.</w:t>
-          </w:r>
-        </w:p>
-      </w:docPartBody>
-    </w:docPart>
-    <w:docPart>
-      <w:docPartPr>
-        <w:name w:val="1B8AF76AD7AE4488A82985EAFA0B5321"/>
-        <w:category>
-          <w:name w:val="General"/>
-          <w:gallery w:val="placeholder"/>
-        </w:category>
-        <w:types>
-          <w:type w:val="bbPlcHdr"/>
-        </w:types>
-        <w:behaviors>
-          <w:behavior w:val="content"/>
-        </w:behaviors>
-        <w:guid w:val="{83C29CA6-4D9E-4BAC-9587-10537ED40080}"/>
-      </w:docPartPr>
-      <w:docPartBody>
-        <w:p>
-          <w:pPr>
-            <w:pStyle w:val="1B8AF76AD7AE4488A82985EAFA0B5321"/>
-          </w:pPr>
-          <w:r>
-            <w:rPr>
-              <w:rStyle w:val="PlaceholderText"/>
-            </w:rPr>
-            <w:t>Enter any content that you want to repeat, including other content controls. You can also insert this control around table rows in order to repeat parts of a table.</w:t>
-          </w:r>
-        </w:p>
-      </w:docPartBody>
-    </w:docPart>
-    <w:docPart>
-      <w:docPartPr>
-        <w:name w:val="33BF4B7660AC4BC48C59835F062EB08E"/>
-        <w:category>
-          <w:name w:val="General"/>
-          <w:gallery w:val="placeholder"/>
-        </w:category>
-        <w:types>
-          <w:type w:val="bbPlcHdr"/>
-        </w:types>
-        <w:behaviors>
-          <w:behavior w:val="content"/>
-        </w:behaviors>
-        <w:guid w:val="{0FB07356-1E78-4179-A909-D2AA5E1A4C46}"/>
-      </w:docPartPr>
-      <w:docPartBody>
-        <w:p>
-          <w:pPr>
-            <w:pStyle w:val="33BF4B7660AC4BC48C59835F062EB08E"/>
-          </w:pPr>
-          <w:r>
-            <w:rPr>
-              <w:rStyle w:val="PlaceholderText"/>
-            </w:rPr>
-            <w:t>Enter any content that you want to repeat, including other content controls. You can also insert this control around table rows in order to repeat parts of a table.</w:t>
-          </w:r>
-        </w:p>
-      </w:docPartBody>
-    </w:docPart>
-    <w:docPart>
-      <w:docPartPr>
-        <w:name w:val="E91A36B10441465EBF8F5279D5A3FB65"/>
-        <w:category>
-          <w:name w:val="General"/>
-          <w:gallery w:val="placeholder"/>
-        </w:category>
-        <w:types>
-          <w:type w:val="bbPlcHdr"/>
-        </w:types>
-        <w:behaviors>
-          <w:behavior w:val="content"/>
-        </w:behaviors>
-        <w:guid w:val="{D1CF330A-6593-4A06-912F-F1CC3DFCB3AA}"/>
-      </w:docPartPr>
-      <w:docPartBody>
-        <w:p>
-          <w:pPr>
-            <w:pStyle w:val="E91A36B10441465EBF8F5279D5A3FB65"/>
-          </w:pPr>
-          <w:r>
-            <w:rPr>
-              <w:rStyle w:val="PlaceholderText"/>
-            </w:rPr>
-            <w:t>Click or tap here to enter text.</w:t>
-          </w:r>
-        </w:p>
-      </w:docPartBody>
-    </w:docPart>
-    <w:docPart>
-      <w:docPartPr>
-        <w:name w:val="3FBD147B561646E1BAC9588B88826378"/>
-        <w:category>
-          <w:name w:val="General"/>
-          <w:gallery w:val="placeholder"/>
-        </w:category>
-        <w:types>
-          <w:type w:val="bbPlcHdr"/>
-        </w:types>
-        <w:behaviors>
-          <w:behavior w:val="content"/>
-        </w:behaviors>
-        <w:guid w:val="{9C28D44D-7E6A-48EB-BEEB-4CDC9CB789E4}"/>
-      </w:docPartPr>
-      <w:docPartBody>
-        <w:p>
-          <w:pPr>
-            <w:pStyle w:val="3FBD147B561646E1BAC9588B88826378"/>
-          </w:pPr>
-          <w:r>
-            <w:rPr>
-              <w:rStyle w:val="PlaceholderText"/>
-            </w:rPr>
-            <w:t>Enter any content that you want to repeat, including other content controls. You can also insert this control around table rows in order to repeat parts of a table.</w:t>
-          </w:r>
-        </w:p>
-      </w:docPartBody>
-    </w:docPart>
-    <w:docPart>
-      <w:docPartPr>
-        <w:name w:val="3C55F62499864C41BAF75E97E94D6DFC"/>
-        <w:category>
-          <w:name w:val="General"/>
-          <w:gallery w:val="placeholder"/>
-        </w:category>
-        <w:types>
-          <w:type w:val="bbPlcHdr"/>
-        </w:types>
-        <w:behaviors>
-          <w:behavior w:val="content"/>
-        </w:behaviors>
-        <w:guid w:val="{9FB67EDB-F451-4D87-B8AA-AE66BC574CC3}"/>
-      </w:docPartPr>
-      <w:docPartBody>
-        <w:p>
-          <w:pPr>
-            <w:pStyle w:val="3C55F62499864C41BAF75E97E94D6DFC"/>
-          </w:pPr>
-          <w:r>
-            <w:rPr>
-              <w:rStyle w:val="PlaceholderText"/>
-            </w:rPr>
-            <w:t>Click or tap here to enter text.</w:t>
-          </w:r>
-        </w:p>
-      </w:docPartBody>
-    </w:docPart>
-    <w:docPart>
-      <w:docPartPr>
-        <w:name w:val="35018D48A7BE4E90935E99C14550E487"/>
-        <w:category>
-          <w:name w:val="General"/>
-          <w:gallery w:val="placeholder"/>
-        </w:category>
-        <w:types>
-          <w:type w:val="bbPlcHdr"/>
-        </w:types>
-        <w:behaviors>
-          <w:behavior w:val="content"/>
-        </w:behaviors>
-        <w:guid w:val="{765866C2-7CE2-44D0-835B-4D43DDD75D48}"/>
-      </w:docPartPr>
-      <w:docPartBody>
-        <w:p>
-          <w:pPr>
-            <w:pStyle w:val="35018D48A7BE4E90935E99C14550E487"/>
-          </w:pPr>
-          <w:r>
-            <w:rPr>
-              <w:rStyle w:val="PlaceholderText"/>
-            </w:rPr>
-            <w:t>Click or tap here to enter text.</w:t>
-          </w:r>
-        </w:p>
-      </w:docPartBody>
-    </w:docPart>
-    <w:docPart>
-      <w:docPartPr>
-        <w:name w:val="C95D275DB8164D4DA00BA20600A73CD8"/>
-        <w:category>
-          <w:name w:val="General"/>
-          <w:gallery w:val="placeholder"/>
-        </w:category>
-        <w:types>
-          <w:type w:val="bbPlcHdr"/>
-        </w:types>
-        <w:behaviors>
-          <w:behavior w:val="content"/>
-        </w:behaviors>
-        <w:guid w:val="{799C483C-E8AA-44D6-9C72-EA0A3E14D128}"/>
-      </w:docPartPr>
-      <w:docPartBody>
-        <w:p>
-          <w:pPr>
-            <w:pStyle w:val="C95D275DB8164D4DA00BA20600A73CD8"/>
-          </w:pPr>
-          <w:r>
-            <w:rPr>
-              <w:rStyle w:val="PlaceholderText"/>
-            </w:rPr>
-            <w:t>Click or tap here to enter text.</w:t>
-          </w:r>
-        </w:p>
-      </w:docPartBody>
-    </w:docPart>
-    <w:docPart>
-      <w:docPartPr>
-        <w:name w:val="7556219C778E43DA844B38E44F385292"/>
-        <w:category>
-          <w:name w:val="General"/>
-          <w:gallery w:val="placeholder"/>
-        </w:category>
-        <w:types>
-          <w:type w:val="bbPlcHdr"/>
-        </w:types>
-        <w:behaviors>
-          <w:behavior w:val="content"/>
-        </w:behaviors>
-        <w:guid w:val="{38996BA9-CEB9-47A9-854E-BA2DC1E62FEC}"/>
-      </w:docPartPr>
-      <w:docPartBody>
-        <w:p>
-          <w:pPr>
-            <w:pStyle w:val="7556219C778E43DA844B38E44F385292"/>
-          </w:pPr>
-          <w:r>
-            <w:rPr>
-              <w:rStyle w:val="PlaceholderText"/>
-            </w:rPr>
-            <w:t>Click or tap here to enter text.</w:t>
-          </w:r>
-        </w:p>
-      </w:docPartBody>
-    </w:docPart>
-    <w:docPart>
-      <w:docPartPr>
-        <w:name w:val="462271204B1346B5BB814D62FAAEDE19"/>
-        <w:category>
-          <w:name w:val="General"/>
-          <w:gallery w:val="placeholder"/>
-        </w:category>
-        <w:types>
-          <w:type w:val="bbPlcHdr"/>
-        </w:types>
-        <w:behaviors>
-          <w:behavior w:val="content"/>
-        </w:behaviors>
-        <w:guid w:val="{C7C3AC51-5840-4322-8CCF-FC58D10AF640}"/>
-      </w:docPartPr>
-      <w:docPartBody>
-        <w:p>
-          <w:pPr>
-            <w:pStyle w:val="462271204B1346B5BB814D62FAAEDE19"/>
-          </w:pPr>
-          <w:r>
-            <w:rPr>
-              <w:rStyle w:val="PlaceholderText"/>
-            </w:rPr>
-            <w:t>Click or tap here to enter text.</w:t>
-          </w:r>
-        </w:p>
-      </w:docPartBody>
-    </w:docPart>
-    <w:docPart>
-      <w:docPartPr>
-        <w:name w:val="D115A234C4434D8BA36F915FF4858745"/>
-        <w:category>
-          <w:name w:val="General"/>
-          <w:gallery w:val="placeholder"/>
-        </w:category>
-        <w:types>
-          <w:type w:val="bbPlcHdr"/>
-        </w:types>
-        <w:behaviors>
-          <w:behavior w:val="content"/>
-        </w:behaviors>
-        <w:guid w:val="{04A5D732-3B54-46C3-8B97-BFA636D8C2CE}"/>
-      </w:docPartPr>
-      <w:docPartBody>
-        <w:p>
-          <w:pPr>
-            <w:pStyle w:val="D115A234C4434D8BA36F915FF4858745"/>
-          </w:pPr>
-          <w:r>
-            <w:rPr>
-              <w:rStyle w:val="PlaceholderText"/>
-            </w:rPr>
-            <w:t>Click or tap here to enter text.</w:t>
-          </w:r>
-        </w:p>
-      </w:docPartBody>
-    </w:docPart>
-    <w:docPart>
-      <w:docPartPr>
         <w:name w:val="9B1A943C65914D46A95F592BE7981F84"/>
         <w:category>
           <w:name w:val="General"/>
@@ -9221,35 +9700,6 @@
     </w:docPart>
     <w:docPart>
       <w:docPartPr>
-        <w:name w:val="CF17F5536AFC41C295321D5736E07D73"/>
-        <w:category>
-          <w:name w:val="General"/>
-          <w:gallery w:val="placeholder"/>
-        </w:category>
-        <w:types>
-          <w:type w:val="bbPlcHdr"/>
-        </w:types>
-        <w:behaviors>
-          <w:behavior w:val="content"/>
-        </w:behaviors>
-        <w:guid w:val="{6BB4C3B7-829F-49F0-9814-F8C71DFEEE51}"/>
-      </w:docPartPr>
-      <w:docPartBody>
-        <w:p>
-          <w:pPr>
-            <w:pStyle w:val="CF17F5536AFC41C295321D5736E07D73"/>
-          </w:pPr>
-          <w:r>
-            <w:rPr>
-              <w:rStyle w:val="PlaceholderText"/>
-            </w:rPr>
-            <w:t>Click or tap here to enter text.</w:t>
-          </w:r>
-        </w:p>
-      </w:docPartBody>
-    </w:docPart>
-    <w:docPart>
-      <w:docPartPr>
         <w:name w:val="065AD51005854954ACB91615451BCD4F"/>
         <w:category>
           <w:name w:val="General"/>
@@ -9685,35 +10135,6 @@
     </w:docPart>
     <w:docPart>
       <w:docPartPr>
-        <w:name w:val="05AEA716B3534D07B167D376435F8D97"/>
-        <w:category>
-          <w:name w:val="General"/>
-          <w:gallery w:val="placeholder"/>
-        </w:category>
-        <w:types>
-          <w:type w:val="bbPlcHdr"/>
-        </w:types>
-        <w:behaviors>
-          <w:behavior w:val="content"/>
-        </w:behaviors>
-        <w:guid w:val="{DA6E0713-043B-4321-8951-C4E1ACB295C6}"/>
-      </w:docPartPr>
-      <w:docPartBody>
-        <w:p>
-          <w:pPr>
-            <w:pStyle w:val="05AEA716B3534D07B167D376435F8D97"/>
-          </w:pPr>
-          <w:r>
-            <w:rPr>
-              <w:rStyle w:val="PlaceholderText"/>
-            </w:rPr>
-            <w:t>Click or tap here to enter text.</w:t>
-          </w:r>
-        </w:p>
-      </w:docPartBody>
-    </w:docPart>
-    <w:docPart>
-      <w:docPartPr>
         <w:name w:val="E04662347DD9443785CA352570B3296F"/>
         <w:category>
           <w:name w:val="General"/>
@@ -9772,35 +10193,6 @@
     </w:docPart>
     <w:docPart>
       <w:docPartPr>
-        <w:name w:val="AB2D8E12E2F643B1860A9D67D39268C8"/>
-        <w:category>
-          <w:name w:val="General"/>
-          <w:gallery w:val="placeholder"/>
-        </w:category>
-        <w:types>
-          <w:type w:val="bbPlcHdr"/>
-        </w:types>
-        <w:behaviors>
-          <w:behavior w:val="content"/>
-        </w:behaviors>
-        <w:guid w:val="{B7A662C2-E46B-4410-80B0-13867EBDF094}"/>
-      </w:docPartPr>
-      <w:docPartBody>
-        <w:p>
-          <w:pPr>
-            <w:pStyle w:val="AB2D8E12E2F643B1860A9D67D39268C8"/>
-          </w:pPr>
-          <w:r>
-            <w:rPr>
-              <w:rStyle w:val="PlaceholderText"/>
-            </w:rPr>
-            <w:t>Click or tap here to enter text.</w:t>
-          </w:r>
-        </w:p>
-      </w:docPartBody>
-    </w:docPart>
-    <w:docPart>
-      <w:docPartPr>
         <w:name w:val="6F1CC1B049504FA69A9914495B185D32"/>
         <w:category>
           <w:name w:val="General"/>
@@ -9917,64 +10309,6 @@
     </w:docPart>
     <w:docPart>
       <w:docPartPr>
-        <w:name w:val="CA5C0A697C6C47ED94297D1999A5A5B0"/>
-        <w:category>
-          <w:name w:val="General"/>
-          <w:gallery w:val="placeholder"/>
-        </w:category>
-        <w:types>
-          <w:type w:val="bbPlcHdr"/>
-        </w:types>
-        <w:behaviors>
-          <w:behavior w:val="content"/>
-        </w:behaviors>
-        <w:guid w:val="{C0701BF9-B032-4EA8-B340-56525A07493F}"/>
-      </w:docPartPr>
-      <w:docPartBody>
-        <w:p>
-          <w:pPr>
-            <w:pStyle w:val="CA5C0A697C6C47ED94297D1999A5A5B0"/>
-          </w:pPr>
-          <w:r>
-            <w:rPr>
-              <w:rStyle w:val="PlaceholderText"/>
-            </w:rPr>
-            <w:t>Click or tap here to enter text.</w:t>
-          </w:r>
-        </w:p>
-      </w:docPartBody>
-    </w:docPart>
-    <w:docPart>
-      <w:docPartPr>
-        <w:name w:val="4B3D1821D5044E12BDB11DB65292CDCE"/>
-        <w:category>
-          <w:name w:val="General"/>
-          <w:gallery w:val="placeholder"/>
-        </w:category>
-        <w:types>
-          <w:type w:val="bbPlcHdr"/>
-        </w:types>
-        <w:behaviors>
-          <w:behavior w:val="content"/>
-        </w:behaviors>
-        <w:guid w:val="{5B08369B-E4C2-474E-8B74-D4423C8ED3ED}"/>
-      </w:docPartPr>
-      <w:docPartBody>
-        <w:p>
-          <w:pPr>
-            <w:pStyle w:val="4B3D1821D5044E12BDB11DB65292CDCE"/>
-          </w:pPr>
-          <w:r>
-            <w:rPr>
-              <w:rStyle w:val="PlaceholderText"/>
-            </w:rPr>
-            <w:t>Click or tap here to enter text.</w:t>
-          </w:r>
-        </w:p>
-      </w:docPartBody>
-    </w:docPart>
-    <w:docPart>
-      <w:docPartPr>
         <w:name w:val="C3F7490462AA4933AF01AACEF9CFACE5"/>
         <w:category>
           <w:name w:val="General"/>
@@ -10021,6 +10355,963 @@
         <w:p>
           <w:pPr>
             <w:pStyle w:val="B665F0BFDDF34E56862587C5213A0DDF"/>
+          </w:pPr>
+          <w:r>
+            <w:rPr>
+              <w:rStyle w:val="PlaceholderText"/>
+            </w:rPr>
+            <w:t>Click or tap here to enter text.</w:t>
+          </w:r>
+        </w:p>
+      </w:docPartBody>
+    </w:docPart>
+    <w:docPart>
+      <w:docPartPr>
+        <w:name w:val="8C6C10E6785C47F0B38F69540E85CCD1"/>
+        <w:category>
+          <w:name w:val="General"/>
+          <w:gallery w:val="placeholder"/>
+        </w:category>
+        <w:types>
+          <w:type w:val="bbPlcHdr"/>
+        </w:types>
+        <w:behaviors>
+          <w:behavior w:val="content"/>
+        </w:behaviors>
+        <w:guid w:val="{5217F258-ADBD-49F9-9E97-62584C6CB864}"/>
+      </w:docPartPr>
+      <w:docPartBody>
+        <w:p>
+          <w:pPr>
+            <w:pStyle w:val="8C6C10E6785C47F0B38F69540E85CCD1"/>
+          </w:pPr>
+          <w:r>
+            <w:rPr>
+              <w:rStyle w:val="PlaceholderText"/>
+            </w:rPr>
+            <w:t>Click or tap here to enter text.</w:t>
+          </w:r>
+        </w:p>
+      </w:docPartBody>
+    </w:docPart>
+    <w:docPart>
+      <w:docPartPr>
+        <w:name w:val="326AB1BB5AAD4608BB8A5967C083C3CA"/>
+        <w:category>
+          <w:name w:val="General"/>
+          <w:gallery w:val="placeholder"/>
+        </w:category>
+        <w:types>
+          <w:type w:val="bbPlcHdr"/>
+        </w:types>
+        <w:behaviors>
+          <w:behavior w:val="content"/>
+        </w:behaviors>
+        <w:guid w:val="{C69A93FB-183E-467B-9F7F-C2233CC9EB5B}"/>
+      </w:docPartPr>
+      <w:docPartBody>
+        <w:p>
+          <w:pPr>
+            <w:pStyle w:val="326AB1BB5AAD4608BB8A5967C083C3CA"/>
+          </w:pPr>
+          <w:r>
+            <w:rPr>
+              <w:rStyle w:val="PlaceholderText"/>
+            </w:rPr>
+            <w:t>Click or tap here to enter text.</w:t>
+          </w:r>
+        </w:p>
+      </w:docPartBody>
+    </w:docPart>
+    <w:docPart>
+      <w:docPartPr>
+        <w:name w:val="EA7D98CD9AF74CA2B7FD61F6351C9900"/>
+        <w:category>
+          <w:name w:val="General"/>
+          <w:gallery w:val="placeholder"/>
+        </w:category>
+        <w:types>
+          <w:type w:val="bbPlcHdr"/>
+        </w:types>
+        <w:behaviors>
+          <w:behavior w:val="content"/>
+        </w:behaviors>
+        <w:guid w:val="{8C8F9F85-F834-4A21-8DD7-97A9AECD9451}"/>
+      </w:docPartPr>
+      <w:docPartBody>
+        <w:p>
+          <w:pPr>
+            <w:pStyle w:val="EA7D98CD9AF74CA2B7FD61F6351C9900"/>
+          </w:pPr>
+          <w:r>
+            <w:rPr>
+              <w:rStyle w:val="PlaceholderText"/>
+            </w:rPr>
+            <w:t>Click or tap here to enter text.</w:t>
+          </w:r>
+        </w:p>
+      </w:docPartBody>
+    </w:docPart>
+    <w:docPart>
+      <w:docPartPr>
+        <w:name w:val="1DDB335435A245E582BAE13A5EE47BDC"/>
+        <w:category>
+          <w:name w:val="General"/>
+          <w:gallery w:val="placeholder"/>
+        </w:category>
+        <w:types>
+          <w:type w:val="bbPlcHdr"/>
+        </w:types>
+        <w:behaviors>
+          <w:behavior w:val="content"/>
+        </w:behaviors>
+        <w:guid w:val="{3A91A78E-233B-4C63-8CE9-41FD65257F25}"/>
+      </w:docPartPr>
+      <w:docPartBody>
+        <w:p>
+          <w:pPr>
+            <w:pStyle w:val="1DDB335435A245E582BAE13A5EE47BDC"/>
+          </w:pPr>
+          <w:r>
+            <w:rPr>
+              <w:rStyle w:val="PlaceholderText"/>
+            </w:rPr>
+            <w:t>Click or tap here to enter text.</w:t>
+          </w:r>
+        </w:p>
+      </w:docPartBody>
+    </w:docPart>
+    <w:docPart>
+      <w:docPartPr>
+        <w:name w:val="25CA513F78BD441AA429C0D37666CE30"/>
+        <w:category>
+          <w:name w:val="General"/>
+          <w:gallery w:val="placeholder"/>
+        </w:category>
+        <w:types>
+          <w:type w:val="bbPlcHdr"/>
+        </w:types>
+        <w:behaviors>
+          <w:behavior w:val="content"/>
+        </w:behaviors>
+        <w:guid w:val="{21C03EEE-7F81-4074-829C-E5283ABC1B45}"/>
+      </w:docPartPr>
+      <w:docPartBody>
+        <w:p>
+          <w:pPr>
+            <w:pStyle w:val="25CA513F78BD441AA429C0D37666CE30"/>
+          </w:pPr>
+          <w:r>
+            <w:rPr>
+              <w:rStyle w:val="PlaceholderText"/>
+            </w:rPr>
+            <w:t>Click or tap here to enter text.</w:t>
+          </w:r>
+        </w:p>
+      </w:docPartBody>
+    </w:docPart>
+    <w:docPart>
+      <w:docPartPr>
+        <w:name w:val="D25EDE18B8294D2C8450BE28D9400B7E"/>
+        <w:category>
+          <w:name w:val="General"/>
+          <w:gallery w:val="placeholder"/>
+        </w:category>
+        <w:types>
+          <w:type w:val="bbPlcHdr"/>
+        </w:types>
+        <w:behaviors>
+          <w:behavior w:val="content"/>
+        </w:behaviors>
+        <w:guid w:val="{23C868A6-2699-4693-A4EA-2895AE35BC31}"/>
+      </w:docPartPr>
+      <w:docPartBody>
+        <w:p>
+          <w:pPr>
+            <w:pStyle w:val="D25EDE18B8294D2C8450BE28D9400B7E"/>
+          </w:pPr>
+          <w:r>
+            <w:rPr>
+              <w:rStyle w:val="PlaceholderText"/>
+            </w:rPr>
+            <w:t>Click or tap here to enter text.</w:t>
+          </w:r>
+        </w:p>
+      </w:docPartBody>
+    </w:docPart>
+    <w:docPart>
+      <w:docPartPr>
+        <w:name w:val="1833FE6AFA9B4318BB86BDE01ED139C5"/>
+        <w:category>
+          <w:name w:val="General"/>
+          <w:gallery w:val="placeholder"/>
+        </w:category>
+        <w:types>
+          <w:type w:val="bbPlcHdr"/>
+        </w:types>
+        <w:behaviors>
+          <w:behavior w:val="content"/>
+        </w:behaviors>
+        <w:guid w:val="{43604174-3396-451F-8684-6DE35C4876BC}"/>
+      </w:docPartPr>
+      <w:docPartBody>
+        <w:p>
+          <w:pPr>
+            <w:pStyle w:val="1833FE6AFA9B4318BB86BDE01ED139C5"/>
+          </w:pPr>
+          <w:r>
+            <w:rPr>
+              <w:rStyle w:val="PlaceholderText"/>
+            </w:rPr>
+            <w:t>Click or tap here to enter text.</w:t>
+          </w:r>
+        </w:p>
+      </w:docPartBody>
+    </w:docPart>
+    <w:docPart>
+      <w:docPartPr>
+        <w:name w:val="875F1C086D9242F0ACD2219A588DAD5D"/>
+        <w:category>
+          <w:name w:val="General"/>
+          <w:gallery w:val="placeholder"/>
+        </w:category>
+        <w:types>
+          <w:type w:val="bbPlcHdr"/>
+        </w:types>
+        <w:behaviors>
+          <w:behavior w:val="content"/>
+        </w:behaviors>
+        <w:guid w:val="{0077F114-46D1-4E0E-9284-3FB4D28E3145}"/>
+      </w:docPartPr>
+      <w:docPartBody>
+        <w:p>
+          <w:pPr>
+            <w:pStyle w:val="875F1C086D9242F0ACD2219A588DAD5D"/>
+          </w:pPr>
+          <w:r>
+            <w:rPr>
+              <w:rStyle w:val="PlaceholderText"/>
+            </w:rPr>
+            <w:t>Click or tap here to enter text.</w:t>
+          </w:r>
+        </w:p>
+      </w:docPartBody>
+    </w:docPart>
+    <w:docPart>
+      <w:docPartPr>
+        <w:name w:val="EBEE9938820E46CAA8C916765F6EF3AA"/>
+        <w:category>
+          <w:name w:val="General"/>
+          <w:gallery w:val="placeholder"/>
+        </w:category>
+        <w:types>
+          <w:type w:val="bbPlcHdr"/>
+        </w:types>
+        <w:behaviors>
+          <w:behavior w:val="content"/>
+        </w:behaviors>
+        <w:guid w:val="{CF3CA432-9180-469F-B31A-C74646592479}"/>
+      </w:docPartPr>
+      <w:docPartBody>
+        <w:p>
+          <w:pPr>
+            <w:pStyle w:val="EBEE9938820E46CAA8C916765F6EF3AA"/>
+          </w:pPr>
+          <w:r>
+            <w:rPr>
+              <w:rStyle w:val="PlaceholderText"/>
+            </w:rPr>
+            <w:t>Click or tap here to enter text.</w:t>
+          </w:r>
+        </w:p>
+      </w:docPartBody>
+    </w:docPart>
+    <w:docPart>
+      <w:docPartPr>
+        <w:name w:val="3E9FFACF789542D7ADC978F8F4D6E110"/>
+        <w:category>
+          <w:name w:val="General"/>
+          <w:gallery w:val="placeholder"/>
+        </w:category>
+        <w:types>
+          <w:type w:val="bbPlcHdr"/>
+        </w:types>
+        <w:behaviors>
+          <w:behavior w:val="content"/>
+        </w:behaviors>
+        <w:guid w:val="{58D5D0C3-3B80-4A26-8186-18F88DBB5511}"/>
+      </w:docPartPr>
+      <w:docPartBody>
+        <w:p>
+          <w:pPr>
+            <w:pStyle w:val="3E9FFACF789542D7ADC978F8F4D6E110"/>
+          </w:pPr>
+          <w:r>
+            <w:rPr>
+              <w:rStyle w:val="PlaceholderText"/>
+            </w:rPr>
+            <w:t>Click or tap here to enter text.</w:t>
+          </w:r>
+        </w:p>
+      </w:docPartBody>
+    </w:docPart>
+    <w:docPart>
+      <w:docPartPr>
+        <w:name w:val="05888AF7F2414B40875605877BC2839C"/>
+        <w:category>
+          <w:name w:val="General"/>
+          <w:gallery w:val="placeholder"/>
+        </w:category>
+        <w:types>
+          <w:type w:val="bbPlcHdr"/>
+        </w:types>
+        <w:behaviors>
+          <w:behavior w:val="content"/>
+        </w:behaviors>
+        <w:guid w:val="{D315AC7C-4810-4964-BBDB-4E75A2E3BCFD}"/>
+      </w:docPartPr>
+      <w:docPartBody>
+        <w:p>
+          <w:pPr>
+            <w:pStyle w:val="05888AF7F2414B40875605877BC2839C"/>
+          </w:pPr>
+          <w:r>
+            <w:rPr>
+              <w:rStyle w:val="PlaceholderText"/>
+            </w:rPr>
+            <w:t>Click or tap here to enter text.</w:t>
+          </w:r>
+        </w:p>
+      </w:docPartBody>
+    </w:docPart>
+    <w:docPart>
+      <w:docPartPr>
+        <w:name w:val="7C1D4C304E724DAFA94D967F43587A83"/>
+        <w:category>
+          <w:name w:val="General"/>
+          <w:gallery w:val="placeholder"/>
+        </w:category>
+        <w:types>
+          <w:type w:val="bbPlcHdr"/>
+        </w:types>
+        <w:behaviors>
+          <w:behavior w:val="content"/>
+        </w:behaviors>
+        <w:guid w:val="{9C3A388F-A5A1-485B-AA49-31C01E60B519}"/>
+      </w:docPartPr>
+      <w:docPartBody>
+        <w:p>
+          <w:pPr>
+            <w:pStyle w:val="7C1D4C304E724DAFA94D967F43587A83"/>
+          </w:pPr>
+          <w:r>
+            <w:rPr>
+              <w:rStyle w:val="PlaceholderText"/>
+            </w:rPr>
+            <w:t>Click or tap here to enter text.</w:t>
+          </w:r>
+        </w:p>
+      </w:docPartBody>
+    </w:docPart>
+    <w:docPart>
+      <w:docPartPr>
+        <w:name w:val="41337361855B486E845DC35494C80CB5"/>
+        <w:category>
+          <w:name w:val="General"/>
+          <w:gallery w:val="placeholder"/>
+        </w:category>
+        <w:types>
+          <w:type w:val="bbPlcHdr"/>
+        </w:types>
+        <w:behaviors>
+          <w:behavior w:val="content"/>
+        </w:behaviors>
+        <w:guid w:val="{59AA079A-5629-464D-BC38-9449648822A0}"/>
+      </w:docPartPr>
+      <w:docPartBody>
+        <w:p>
+          <w:pPr>
+            <w:pStyle w:val="41337361855B486E845DC35494C80CB5"/>
+          </w:pPr>
+          <w:r>
+            <w:rPr>
+              <w:rStyle w:val="PlaceholderText"/>
+            </w:rPr>
+            <w:t>Click or tap here to enter text.</w:t>
+          </w:r>
+        </w:p>
+      </w:docPartBody>
+    </w:docPart>
+    <w:docPart>
+      <w:docPartPr>
+        <w:name w:val="DB7E331C093B4B1CA0650EDF2C0CB717"/>
+        <w:category>
+          <w:name w:val="General"/>
+          <w:gallery w:val="placeholder"/>
+        </w:category>
+        <w:types>
+          <w:type w:val="bbPlcHdr"/>
+        </w:types>
+        <w:behaviors>
+          <w:behavior w:val="content"/>
+        </w:behaviors>
+        <w:guid w:val="{B8EEDC9F-38B9-43BC-A78C-F9CADAE3CC55}"/>
+      </w:docPartPr>
+      <w:docPartBody>
+        <w:p>
+          <w:pPr>
+            <w:pStyle w:val="DB7E331C093B4B1CA0650EDF2C0CB717"/>
+          </w:pPr>
+          <w:r>
+            <w:rPr>
+              <w:rStyle w:val="PlaceholderText"/>
+            </w:rPr>
+            <w:t>Click or tap here to enter text.</w:t>
+          </w:r>
+        </w:p>
+      </w:docPartBody>
+    </w:docPart>
+    <w:docPart>
+      <w:docPartPr>
+        <w:name w:val="9B60C4F2F66D486D8A72A427B77F8EF0"/>
+        <w:category>
+          <w:name w:val="General"/>
+          <w:gallery w:val="placeholder"/>
+        </w:category>
+        <w:types>
+          <w:type w:val="bbPlcHdr"/>
+        </w:types>
+        <w:behaviors>
+          <w:behavior w:val="content"/>
+        </w:behaviors>
+        <w:guid w:val="{E9031760-6B7B-4365-BC00-ACA45CA8F838}"/>
+      </w:docPartPr>
+      <w:docPartBody>
+        <w:p>
+          <w:pPr>
+            <w:pStyle w:val="9B60C4F2F66D486D8A72A427B77F8EF0"/>
+          </w:pPr>
+          <w:r>
+            <w:rPr>
+              <w:rStyle w:val="PlaceholderText"/>
+            </w:rPr>
+            <w:t>Click or tap here to enter text.</w:t>
+          </w:r>
+        </w:p>
+      </w:docPartBody>
+    </w:docPart>
+    <w:docPart>
+      <w:docPartPr>
+        <w:name w:val="5F39A24A148E44C2B26E9075065EBEFD"/>
+        <w:category>
+          <w:name w:val="General"/>
+          <w:gallery w:val="placeholder"/>
+        </w:category>
+        <w:types>
+          <w:type w:val="bbPlcHdr"/>
+        </w:types>
+        <w:behaviors>
+          <w:behavior w:val="content"/>
+        </w:behaviors>
+        <w:guid w:val="{3B2A1240-FEC7-4B98-B9DA-2FB8759D55FE}"/>
+      </w:docPartPr>
+      <w:docPartBody>
+        <w:p>
+          <w:pPr>
+            <w:pStyle w:val="5F39A24A148E44C2B26E9075065EBEFD"/>
+          </w:pPr>
+          <w:r>
+            <w:rPr>
+              <w:rStyle w:val="PlaceholderText"/>
+            </w:rPr>
+            <w:t>Click or tap here to enter text.</w:t>
+          </w:r>
+        </w:p>
+      </w:docPartBody>
+    </w:docPart>
+    <w:docPart>
+      <w:docPartPr>
+        <w:name w:val="9FB0485A398C4605A0582547E8638D91"/>
+        <w:category>
+          <w:name w:val="General"/>
+          <w:gallery w:val="placeholder"/>
+        </w:category>
+        <w:types>
+          <w:type w:val="bbPlcHdr"/>
+        </w:types>
+        <w:behaviors>
+          <w:behavior w:val="content"/>
+        </w:behaviors>
+        <w:guid w:val="{6696DA2B-863E-4F42-9687-A90BD8339C82}"/>
+      </w:docPartPr>
+      <w:docPartBody>
+        <w:p>
+          <w:pPr>
+            <w:pStyle w:val="9FB0485A398C4605A0582547E8638D91"/>
+          </w:pPr>
+          <w:r>
+            <w:rPr>
+              <w:rStyle w:val="PlaceholderText"/>
+            </w:rPr>
+            <w:t>Click or tap here to enter text.</w:t>
+          </w:r>
+        </w:p>
+      </w:docPartBody>
+    </w:docPart>
+    <w:docPart>
+      <w:docPartPr>
+        <w:name w:val="0EA144E22C5549AA81C91908B9B3B714"/>
+        <w:category>
+          <w:name w:val="General"/>
+          <w:gallery w:val="placeholder"/>
+        </w:category>
+        <w:types>
+          <w:type w:val="bbPlcHdr"/>
+        </w:types>
+        <w:behaviors>
+          <w:behavior w:val="content"/>
+        </w:behaviors>
+        <w:guid w:val="{C07587DE-0596-42CF-80E7-844D56BB917F}"/>
+      </w:docPartPr>
+      <w:docPartBody>
+        <w:p>
+          <w:pPr>
+            <w:pStyle w:val="0EA144E22C5549AA81C91908B9B3B714"/>
+          </w:pPr>
+          <w:r>
+            <w:rPr>
+              <w:rStyle w:val="PlaceholderText"/>
+            </w:rPr>
+            <w:t>Click or tap here to enter text.</w:t>
+          </w:r>
+        </w:p>
+      </w:docPartBody>
+    </w:docPart>
+    <w:docPart>
+      <w:docPartPr>
+        <w:name w:val="FC146EF9239846CA94C76FB46E162838"/>
+        <w:category>
+          <w:name w:val="General"/>
+          <w:gallery w:val="placeholder"/>
+        </w:category>
+        <w:types>
+          <w:type w:val="bbPlcHdr"/>
+        </w:types>
+        <w:behaviors>
+          <w:behavior w:val="content"/>
+        </w:behaviors>
+        <w:guid w:val="{F17BF307-0CED-45AB-B9C1-0783109598F5}"/>
+      </w:docPartPr>
+      <w:docPartBody>
+        <w:p>
+          <w:pPr>
+            <w:pStyle w:val="FC146EF9239846CA94C76FB46E162838"/>
+          </w:pPr>
+          <w:r>
+            <w:rPr>
+              <w:rStyle w:val="PlaceholderText"/>
+            </w:rPr>
+            <w:t>Enter any content that you want to repeat, including other content controls. You can also insert this control around table rows in order to repeat parts of a table.</w:t>
+          </w:r>
+        </w:p>
+      </w:docPartBody>
+    </w:docPart>
+    <w:docPart>
+      <w:docPartPr>
+        <w:name w:val="CDB36F3EF619490481E05C15F2BB5A4C"/>
+        <w:category>
+          <w:name w:val="General"/>
+          <w:gallery w:val="placeholder"/>
+        </w:category>
+        <w:types>
+          <w:type w:val="bbPlcHdr"/>
+        </w:types>
+        <w:behaviors>
+          <w:behavior w:val="content"/>
+        </w:behaviors>
+        <w:guid w:val="{BBBE0522-3646-4E29-ADEA-725D5DD1BDBE}"/>
+      </w:docPartPr>
+      <w:docPartBody>
+        <w:p>
+          <w:pPr>
+            <w:pStyle w:val="CDB36F3EF619490481E05C15F2BB5A4C"/>
+          </w:pPr>
+          <w:r>
+            <w:rPr>
+              <w:rStyle w:val="PlaceholderText"/>
+            </w:rPr>
+            <w:t>Click or tap here to enter text.</w:t>
+          </w:r>
+        </w:p>
+      </w:docPartBody>
+    </w:docPart>
+    <w:docPart>
+      <w:docPartPr>
+        <w:name w:val="802E390448F34D79A30D9DDD75210442"/>
+        <w:category>
+          <w:name w:val="General"/>
+          <w:gallery w:val="placeholder"/>
+        </w:category>
+        <w:types>
+          <w:type w:val="bbPlcHdr"/>
+        </w:types>
+        <w:behaviors>
+          <w:behavior w:val="content"/>
+        </w:behaviors>
+        <w:guid w:val="{273745DE-E224-4D8F-A60D-4834F87632C7}"/>
+      </w:docPartPr>
+      <w:docPartBody>
+        <w:p>
+          <w:pPr>
+            <w:pStyle w:val="802E390448F34D79A30D9DDD75210442"/>
+          </w:pPr>
+          <w:r>
+            <w:rPr>
+              <w:rStyle w:val="PlaceholderText"/>
+            </w:rPr>
+            <w:t>Click or tap here to enter text.</w:t>
+          </w:r>
+        </w:p>
+      </w:docPartBody>
+    </w:docPart>
+    <w:docPart>
+      <w:docPartPr>
+        <w:name w:val="EE02A67450B74645A8E61F667D98B4BD"/>
+        <w:category>
+          <w:name w:val="General"/>
+          <w:gallery w:val="placeholder"/>
+        </w:category>
+        <w:types>
+          <w:type w:val="bbPlcHdr"/>
+        </w:types>
+        <w:behaviors>
+          <w:behavior w:val="content"/>
+        </w:behaviors>
+        <w:guid w:val="{832C516B-7BF6-447E-B0F8-2ABDBA5F5897}"/>
+      </w:docPartPr>
+      <w:docPartBody>
+        <w:p>
+          <w:pPr>
+            <w:pStyle w:val="EE02A67450B74645A8E61F667D98B4BD"/>
+          </w:pPr>
+          <w:r>
+            <w:rPr>
+              <w:rStyle w:val="PlaceholderText"/>
+            </w:rPr>
+            <w:t>Click or tap here to enter text.</w:t>
+          </w:r>
+        </w:p>
+      </w:docPartBody>
+    </w:docPart>
+    <w:docPart>
+      <w:docPartPr>
+        <w:name w:val="F39D9150721C4AED9D3A3B6977293194"/>
+        <w:category>
+          <w:name w:val="General"/>
+          <w:gallery w:val="placeholder"/>
+        </w:category>
+        <w:types>
+          <w:type w:val="bbPlcHdr"/>
+        </w:types>
+        <w:behaviors>
+          <w:behavior w:val="content"/>
+        </w:behaviors>
+        <w:guid w:val="{BF3C73EB-83E7-4FD5-96FD-AE8CE5D0A6E0}"/>
+      </w:docPartPr>
+      <w:docPartBody>
+        <w:p>
+          <w:pPr>
+            <w:pStyle w:val="F39D9150721C4AED9D3A3B6977293194"/>
+          </w:pPr>
+          <w:r>
+            <w:rPr>
+              <w:rStyle w:val="PlaceholderText"/>
+            </w:rPr>
+            <w:t>Click or tap here to enter text.</w:t>
+          </w:r>
+        </w:p>
+      </w:docPartBody>
+    </w:docPart>
+    <w:docPart>
+      <w:docPartPr>
+        <w:name w:val="2D507046EDFD4009B6052D9162A6DCF8"/>
+        <w:category>
+          <w:name w:val="General"/>
+          <w:gallery w:val="placeholder"/>
+        </w:category>
+        <w:types>
+          <w:type w:val="bbPlcHdr"/>
+        </w:types>
+        <w:behaviors>
+          <w:behavior w:val="content"/>
+        </w:behaviors>
+        <w:guid w:val="{2DB83693-4A6C-411B-B0E1-AA5A687CF358}"/>
+      </w:docPartPr>
+      <w:docPartBody>
+        <w:p>
+          <w:pPr>
+            <w:pStyle w:val="2D507046EDFD4009B6052D9162A6DCF8"/>
+          </w:pPr>
+          <w:r>
+            <w:rPr>
+              <w:rStyle w:val="PlaceholderText"/>
+            </w:rPr>
+            <w:t>Click or tap here to enter text.</w:t>
+          </w:r>
+        </w:p>
+      </w:docPartBody>
+    </w:docPart>
+    <w:docPart>
+      <w:docPartPr>
+        <w:name w:val="000561A720BD4A9EB5775C37326B4C26"/>
+        <w:category>
+          <w:name w:val="General"/>
+          <w:gallery w:val="placeholder"/>
+        </w:category>
+        <w:types>
+          <w:type w:val="bbPlcHdr"/>
+        </w:types>
+        <w:behaviors>
+          <w:behavior w:val="content"/>
+        </w:behaviors>
+        <w:guid w:val="{7432F7F3-74C9-487E-B5BE-EC959BF3F370}"/>
+      </w:docPartPr>
+      <w:docPartBody>
+        <w:p>
+          <w:pPr>
+            <w:pStyle w:val="000561A720BD4A9EB5775C37326B4C26"/>
+          </w:pPr>
+          <w:r>
+            <w:rPr>
+              <w:rStyle w:val="PlaceholderText"/>
+            </w:rPr>
+            <w:t>Click or tap here to enter text.</w:t>
+          </w:r>
+        </w:p>
+      </w:docPartBody>
+    </w:docPart>
+    <w:docPart>
+      <w:docPartPr>
+        <w:name w:val="707593DE2C204081A600F5050321388B"/>
+        <w:category>
+          <w:name w:val="General"/>
+          <w:gallery w:val="placeholder"/>
+        </w:category>
+        <w:types>
+          <w:type w:val="bbPlcHdr"/>
+        </w:types>
+        <w:behaviors>
+          <w:behavior w:val="content"/>
+        </w:behaviors>
+        <w:guid w:val="{2E614924-7B88-476F-A10A-D2C7D43E26E7}"/>
+      </w:docPartPr>
+      <w:docPartBody>
+        <w:p>
+          <w:pPr>
+            <w:pStyle w:val="707593DE2C204081A600F5050321388B"/>
+          </w:pPr>
+          <w:r>
+            <w:rPr>
+              <w:rStyle w:val="PlaceholderText"/>
+            </w:rPr>
+            <w:t>Click or tap here to enter text.</w:t>
+          </w:r>
+        </w:p>
+      </w:docPartBody>
+    </w:docPart>
+    <w:docPart>
+      <w:docPartPr>
+        <w:name w:val="2B7790C80C414F93A044ECF5D977889F"/>
+        <w:category>
+          <w:name w:val="General"/>
+          <w:gallery w:val="placeholder"/>
+        </w:category>
+        <w:types>
+          <w:type w:val="bbPlcHdr"/>
+        </w:types>
+        <w:behaviors>
+          <w:behavior w:val="content"/>
+        </w:behaviors>
+        <w:guid w:val="{681C80CF-B2D9-4FC9-9B37-7EAC23BA44D5}"/>
+      </w:docPartPr>
+      <w:docPartBody>
+        <w:p>
+          <w:pPr>
+            <w:pStyle w:val="2B7790C80C414F93A044ECF5D977889F"/>
+          </w:pPr>
+          <w:r>
+            <w:rPr>
+              <w:rStyle w:val="PlaceholderText"/>
+            </w:rPr>
+            <w:t>Click or tap here to enter text.</w:t>
+          </w:r>
+        </w:p>
+      </w:docPartBody>
+    </w:docPart>
+    <w:docPart>
+      <w:docPartPr>
+        <w:name w:val="4BE8C842ACBA4A04B1B98FDCCAE425DD"/>
+        <w:category>
+          <w:name w:val="General"/>
+          <w:gallery w:val="placeholder"/>
+        </w:category>
+        <w:types>
+          <w:type w:val="bbPlcHdr"/>
+        </w:types>
+        <w:behaviors>
+          <w:behavior w:val="content"/>
+        </w:behaviors>
+        <w:guid w:val="{72B7622F-F35C-4BA6-8892-9AA00134A8BF}"/>
+      </w:docPartPr>
+      <w:docPartBody>
+        <w:p>
+          <w:pPr>
+            <w:pStyle w:val="4BE8C842ACBA4A04B1B98FDCCAE425DD"/>
+          </w:pPr>
+          <w:r>
+            <w:rPr>
+              <w:rStyle w:val="PlaceholderText"/>
+            </w:rPr>
+            <w:t>Click or tap here to enter text.</w:t>
+          </w:r>
+        </w:p>
+      </w:docPartBody>
+    </w:docPart>
+    <w:docPart>
+      <w:docPartPr>
+        <w:name w:val="BB0C530B4F834CD7BF42E4BE492FD777"/>
+        <w:category>
+          <w:name w:val="General"/>
+          <w:gallery w:val="placeholder"/>
+        </w:category>
+        <w:types>
+          <w:type w:val="bbPlcHdr"/>
+        </w:types>
+        <w:behaviors>
+          <w:behavior w:val="content"/>
+        </w:behaviors>
+        <w:guid w:val="{093A139D-0C85-4E64-86C6-B0EC1D873110}"/>
+      </w:docPartPr>
+      <w:docPartBody>
+        <w:p>
+          <w:pPr>
+            <w:pStyle w:val="BB0C530B4F834CD7BF42E4BE492FD777"/>
+          </w:pPr>
+          <w:r>
+            <w:rPr>
+              <w:rStyle w:val="PlaceholderText"/>
+            </w:rPr>
+            <w:t>Click or tap here to enter text.</w:t>
+          </w:r>
+        </w:p>
+      </w:docPartBody>
+    </w:docPart>
+    <w:docPart>
+      <w:docPartPr>
+        <w:name w:val="92F6B74CF69E4AF994D1F1A203D82F0C"/>
+        <w:category>
+          <w:name w:val="General"/>
+          <w:gallery w:val="placeholder"/>
+        </w:category>
+        <w:types>
+          <w:type w:val="bbPlcHdr"/>
+        </w:types>
+        <w:behaviors>
+          <w:behavior w:val="content"/>
+        </w:behaviors>
+        <w:guid w:val="{B4110B37-9B76-4448-BDCB-C3E78B44D043}"/>
+      </w:docPartPr>
+      <w:docPartBody>
+        <w:p>
+          <w:pPr>
+            <w:pStyle w:val="92F6B74CF69E4AF994D1F1A203D82F0C"/>
+          </w:pPr>
+          <w:r>
+            <w:rPr>
+              <w:rStyle w:val="PlaceholderText"/>
+            </w:rPr>
+            <w:t>Click or tap here to enter text.</w:t>
+          </w:r>
+        </w:p>
+      </w:docPartBody>
+    </w:docPart>
+    <w:docPart>
+      <w:docPartPr>
+        <w:name w:val="535D7AD351CD4F4D8D232F94BD5BA37C"/>
+        <w:category>
+          <w:name w:val="General"/>
+          <w:gallery w:val="placeholder"/>
+        </w:category>
+        <w:types>
+          <w:type w:val="bbPlcHdr"/>
+        </w:types>
+        <w:behaviors>
+          <w:behavior w:val="content"/>
+        </w:behaviors>
+        <w:guid w:val="{BDB41A42-BAC1-41CB-8D21-A189E4E80F8C}"/>
+      </w:docPartPr>
+      <w:docPartBody>
+        <w:p>
+          <w:pPr>
+            <w:pStyle w:val="535D7AD351CD4F4D8D232F94BD5BA37C"/>
+          </w:pPr>
+          <w:r>
+            <w:rPr>
+              <w:rStyle w:val="PlaceholderText"/>
+            </w:rPr>
+            <w:t>Click or tap here to enter text.</w:t>
+          </w:r>
+        </w:p>
+      </w:docPartBody>
+    </w:docPart>
+    <w:docPart>
+      <w:docPartPr>
+        <w:name w:val="C2E5E0C70B9B4B9A8759BE549A6ADC37"/>
+        <w:category>
+          <w:name w:val="General"/>
+          <w:gallery w:val="placeholder"/>
+        </w:category>
+        <w:types>
+          <w:type w:val="bbPlcHdr"/>
+        </w:types>
+        <w:behaviors>
+          <w:behavior w:val="content"/>
+        </w:behaviors>
+        <w:guid w:val="{32C443E2-2ACF-4518-8A07-F152E69DFEF5}"/>
+      </w:docPartPr>
+      <w:docPartBody>
+        <w:p>
+          <w:pPr>
+            <w:pStyle w:val="C2E5E0C70B9B4B9A8759BE549A6ADC37"/>
+          </w:pPr>
+          <w:r>
+            <w:rPr>
+              <w:rStyle w:val="PlaceholderText"/>
+            </w:rPr>
+            <w:t>Click or tap here to enter text.</w:t>
+          </w:r>
+        </w:p>
+      </w:docPartBody>
+    </w:docPart>
+    <w:docPart>
+      <w:docPartPr>
+        <w:name w:val="1E34B0D1DE5040BEBEA128032F6E532B"/>
+        <w:category>
+          <w:name w:val="General"/>
+          <w:gallery w:val="placeholder"/>
+        </w:category>
+        <w:types>
+          <w:type w:val="bbPlcHdr"/>
+        </w:types>
+        <w:behaviors>
+          <w:behavior w:val="content"/>
+        </w:behaviors>
+        <w:guid w:val="{F9370D9F-99CF-4869-963C-807AE3313BE0}"/>
+      </w:docPartPr>
+      <w:docPartBody>
+        <w:p>
+          <w:pPr>
+            <w:pStyle w:val="1E34B0D1DE5040BEBEA128032F6E532B"/>
           </w:pPr>
           <w:r>
             <w:rPr>
@@ -10085,9 +11376,15 @@
   <w:rsids>
     <w:rsidRoot w:val="008A0EE4"/>
     <w:rsid w:val="00290D8C"/>
+    <w:rsid w:val="005020B9"/>
     <w:rsid w:val="00575E5C"/>
-    <w:rsid w:val="008A0EE4"/>
+    <w:rsid w:val="006960DC"/>
+    <w:rsid w:val="008404C3"/>
+    <w:rsid w:val="008A0EE4"/>
+    <w:rsid w:val="00936B31"/>
     <w:rsid w:val="00AF0DE0"/>
+    <w:rsid w:val="00B453C2"/>
+    <w:rsid w:val="00BA3E29"/>
   </w:rsids>
   <m:mathPr>
     <m:mathFont m:val="Cambria Math"/>
@@ -10536,7 +11833,7 @@
     <w:basedOn w:val="DefaultParagraphFont"/>
     <w:uiPriority w:val="99"/>
     <w:semiHidden/>
-    <w:rsid w:val="008A0EE4"/>
+    <w:rsid w:val="00936B31"/>
     <w:rPr>
       <w:color w:val="808080"/>
     </w:rPr>
@@ -11156,6 +12453,142 @@
   <w:style w:type="paragraph" w:customStyle="1" w:styleId="B665F0BFDDF34E56862587C5213A0DDF">
     <w:name w:val="B665F0BFDDF34E56862587C5213A0DDF"/>
     <w:rsid w:val="008A0EE4"/>
+  </w:style>
+  <w:style w:type="paragraph" w:customStyle="1" w:styleId="8C6C10E6785C47F0B38F69540E85CCD1">
+    <w:name w:val="8C6C10E6785C47F0B38F69540E85CCD1"/>
+    <w:rsid w:val="005020B9"/>
+  </w:style>
+  <w:style w:type="paragraph" w:customStyle="1" w:styleId="326AB1BB5AAD4608BB8A5967C083C3CA">
+    <w:name w:val="326AB1BB5AAD4608BB8A5967C083C3CA"/>
+    <w:rsid w:val="005020B9"/>
+  </w:style>
+  <w:style w:type="paragraph" w:customStyle="1" w:styleId="EA7D98CD9AF74CA2B7FD61F6351C9900">
+    <w:name w:val="EA7D98CD9AF74CA2B7FD61F6351C9900"/>
+    <w:rsid w:val="005020B9"/>
+  </w:style>
+  <w:style w:type="paragraph" w:customStyle="1" w:styleId="1DDB335435A245E582BAE13A5EE47BDC">
+    <w:name w:val="1DDB335435A245E582BAE13A5EE47BDC"/>
+    <w:rsid w:val="005020B9"/>
+  </w:style>
+  <w:style w:type="paragraph" w:customStyle="1" w:styleId="25CA513F78BD441AA429C0D37666CE30">
+    <w:name w:val="25CA513F78BD441AA429C0D37666CE30"/>
+    <w:rsid w:val="005020B9"/>
+  </w:style>
+  <w:style w:type="paragraph" w:customStyle="1" w:styleId="D25EDE18B8294D2C8450BE28D9400B7E">
+    <w:name w:val="D25EDE18B8294D2C8450BE28D9400B7E"/>
+    <w:rsid w:val="005020B9"/>
+  </w:style>
+  <w:style w:type="paragraph" w:customStyle="1" w:styleId="1833FE6AFA9B4318BB86BDE01ED139C5">
+    <w:name w:val="1833FE6AFA9B4318BB86BDE01ED139C5"/>
+    <w:rsid w:val="005020B9"/>
+  </w:style>
+  <w:style w:type="paragraph" w:customStyle="1" w:styleId="875F1C086D9242F0ACD2219A588DAD5D">
+    <w:name w:val="875F1C086D9242F0ACD2219A588DAD5D"/>
+    <w:rsid w:val="005020B9"/>
+  </w:style>
+  <w:style w:type="paragraph" w:customStyle="1" w:styleId="EBEE9938820E46CAA8C916765F6EF3AA">
+    <w:name w:val="EBEE9938820E46CAA8C916765F6EF3AA"/>
+    <w:rsid w:val="005020B9"/>
+  </w:style>
+  <w:style w:type="paragraph" w:customStyle="1" w:styleId="3E9FFACF789542D7ADC978F8F4D6E110">
+    <w:name w:val="3E9FFACF789542D7ADC978F8F4D6E110"/>
+    <w:rsid w:val="005020B9"/>
+  </w:style>
+  <w:style w:type="paragraph" w:customStyle="1" w:styleId="05888AF7F2414B40875605877BC2839C">
+    <w:name w:val="05888AF7F2414B40875605877BC2839C"/>
+    <w:rsid w:val="005020B9"/>
+  </w:style>
+  <w:style w:type="paragraph" w:customStyle="1" w:styleId="7C1D4C304E724DAFA94D967F43587A83">
+    <w:name w:val="7C1D4C304E724DAFA94D967F43587A83"/>
+    <w:rsid w:val="005020B9"/>
+  </w:style>
+  <w:style w:type="paragraph" w:customStyle="1" w:styleId="41337361855B486E845DC35494C80CB5">
+    <w:name w:val="41337361855B486E845DC35494C80CB5"/>
+    <w:rsid w:val="005020B9"/>
+  </w:style>
+  <w:style w:type="paragraph" w:customStyle="1" w:styleId="DB7E331C093B4B1CA0650EDF2C0CB717">
+    <w:name w:val="DB7E331C093B4B1CA0650EDF2C0CB717"/>
+    <w:rsid w:val="005020B9"/>
+  </w:style>
+  <w:style w:type="paragraph" w:customStyle="1" w:styleId="9B60C4F2F66D486D8A72A427B77F8EF0">
+    <w:name w:val="9B60C4F2F66D486D8A72A427B77F8EF0"/>
+    <w:rsid w:val="005020B9"/>
+  </w:style>
+  <w:style w:type="paragraph" w:customStyle="1" w:styleId="5F39A24A148E44C2B26E9075065EBEFD">
+    <w:name w:val="5F39A24A148E44C2B26E9075065EBEFD"/>
+    <w:rsid w:val="005020B9"/>
+  </w:style>
+  <w:style w:type="paragraph" w:customStyle="1" w:styleId="9FB0485A398C4605A0582547E8638D91">
+    <w:name w:val="9FB0485A398C4605A0582547E8638D91"/>
+    <w:rsid w:val="005020B9"/>
+  </w:style>
+  <w:style w:type="paragraph" w:customStyle="1" w:styleId="E8A5D635C23049E6B4E7C3BD53450344">
+    <w:name w:val="E8A5D635C23049E6B4E7C3BD53450344"/>
+    <w:rsid w:val="00936B31"/>
+  </w:style>
+  <w:style w:type="paragraph" w:customStyle="1" w:styleId="0EA144E22C5549AA81C91908B9B3B714">
+    <w:name w:val="0EA144E22C5549AA81C91908B9B3B714"/>
+    <w:rsid w:val="00936B31"/>
+  </w:style>
+  <w:style w:type="paragraph" w:customStyle="1" w:styleId="FC146EF9239846CA94C76FB46E162838">
+    <w:name w:val="FC146EF9239846CA94C76FB46E162838"/>
+    <w:rsid w:val="00936B31"/>
+  </w:style>
+  <w:style w:type="paragraph" w:customStyle="1" w:styleId="CDB36F3EF619490481E05C15F2BB5A4C">
+    <w:name w:val="CDB36F3EF619490481E05C15F2BB5A4C"/>
+    <w:rsid w:val="00936B31"/>
+  </w:style>
+  <w:style w:type="paragraph" w:customStyle="1" w:styleId="802E390448F34D79A30D9DDD75210442">
+    <w:name w:val="802E390448F34D79A30D9DDD75210442"/>
+    <w:rsid w:val="00936B31"/>
+  </w:style>
+  <w:style w:type="paragraph" w:customStyle="1" w:styleId="EE02A67450B74645A8E61F667D98B4BD">
+    <w:name w:val="EE02A67450B74645A8E61F667D98B4BD"/>
+    <w:rsid w:val="00936B31"/>
+  </w:style>
+  <w:style w:type="paragraph" w:customStyle="1" w:styleId="F39D9150721C4AED9D3A3B6977293194">
+    <w:name w:val="F39D9150721C4AED9D3A3B6977293194"/>
+    <w:rsid w:val="00936B31"/>
+  </w:style>
+  <w:style w:type="paragraph" w:customStyle="1" w:styleId="2D507046EDFD4009B6052D9162A6DCF8">
+    <w:name w:val="2D507046EDFD4009B6052D9162A6DCF8"/>
+    <w:rsid w:val="00936B31"/>
+  </w:style>
+  <w:style w:type="paragraph" w:customStyle="1" w:styleId="000561A720BD4A9EB5775C37326B4C26">
+    <w:name w:val="000561A720BD4A9EB5775C37326B4C26"/>
+    <w:rsid w:val="00936B31"/>
+  </w:style>
+  <w:style w:type="paragraph" w:customStyle="1" w:styleId="707593DE2C204081A600F5050321388B">
+    <w:name w:val="707593DE2C204081A600F5050321388B"/>
+    <w:rsid w:val="00936B31"/>
+  </w:style>
+  <w:style w:type="paragraph" w:customStyle="1" w:styleId="2B7790C80C414F93A044ECF5D977889F">
+    <w:name w:val="2B7790C80C414F93A044ECF5D977889F"/>
+    <w:rsid w:val="00936B31"/>
+  </w:style>
+  <w:style w:type="paragraph" w:customStyle="1" w:styleId="4BE8C842ACBA4A04B1B98FDCCAE425DD">
+    <w:name w:val="4BE8C842ACBA4A04B1B98FDCCAE425DD"/>
+    <w:rsid w:val="00936B31"/>
+  </w:style>
+  <w:style w:type="paragraph" w:customStyle="1" w:styleId="BB0C530B4F834CD7BF42E4BE492FD777">
+    <w:name w:val="BB0C530B4F834CD7BF42E4BE492FD777"/>
+    <w:rsid w:val="00936B31"/>
+  </w:style>
+  <w:style w:type="paragraph" w:customStyle="1" w:styleId="92F6B74CF69E4AF994D1F1A203D82F0C">
+    <w:name w:val="92F6B74CF69E4AF994D1F1A203D82F0C"/>
+    <w:rsid w:val="00936B31"/>
+  </w:style>
+  <w:style w:type="paragraph" w:customStyle="1" w:styleId="535D7AD351CD4F4D8D232F94BD5BA37C">
+    <w:name w:val="535D7AD351CD4F4D8D232F94BD5BA37C"/>
+    <w:rsid w:val="00936B31"/>
+  </w:style>
+  <w:style w:type="paragraph" w:customStyle="1" w:styleId="C2E5E0C70B9B4B9A8759BE549A6ADC37">
+    <w:name w:val="C2E5E0C70B9B4B9A8759BE549A6ADC37"/>
+    <w:rsid w:val="00936B31"/>
+  </w:style>
+  <w:style w:type="paragraph" w:customStyle="1" w:styleId="1E34B0D1DE5040BEBEA128032F6E532B">
+    <w:name w:val="1E34B0D1DE5040BEBEA128032F6E532B"/>
+    <w:rsid w:val="00936B31"/>
   </w:style>
 </w:styles>
 </file>
